--- a/doc/软件结构及代码说明.docx
+++ b/doc/软件结构及代码说明.docx
@@ -3,11 +3,27 @@
 <w:document xmlns:wpc="http://schemas.microsoft.com/office/word/2010/wordprocessingCanvas" xmlns:cx="http://schemas.microsoft.com/office/drawing/2014/chartex" xmlns:cx1="http://schemas.microsoft.com/office/drawing/2015/9/8/chartex" xmlns:cx2="http://schemas.microsoft.com/office/drawing/2015/10/21/chartex" xmlns:cx3="http://schemas.microsoft.com/office/drawing/2016/5/9/chartex" xmlns:cx4="http://schemas.microsoft.com/office/drawing/2016/5/10/chartex" xmlns:cx5="http://schemas.microsoft.com/office/drawing/2016/5/11/chartex" xmlns:cx6="http://schemas.microsoft.com/office/drawing/2016/5/12/chartex" xmlns:cx7="http://schemas.microsoft.com/office/drawing/2016/5/13/chartex" xmlns:cx8="http://schemas.microsoft.com/office/drawing/2016/5/14/chartex" xmlns:mc="http://schemas.openxmlformats.org/markup-compatibility/2006" xmlns:aink="http://schemas.microsoft.com/office/drawing/2016/ink" xmlns:am3d="http://schemas.microsoft.com/office/drawing/2017/model3d" xmlns:o="urn:schemas-microsoft-com:office:office" xmlns:r="http://schemas.openxmlformats.org/officeDocument/2006/relationships" xmlns:m="http://schemas.openxmlformats.org/officeDocument/2006/math" xmlns:v="urn:schemas-microsoft-com:vml" xmlns:wp14="http://schemas.microsoft.com/office/word/2010/wordprocessingDrawing" xmlns:wp="http://schemas.openxmlformats.org/drawingml/2006/wordprocessingDrawing" xmlns:w10="urn:schemas-microsoft-com:office:word" xmlns:w="http://schemas.openxmlformats.org/wordprocessingml/2006/main" xmlns:w14="http://schemas.microsoft.com/office/word/2010/wordml" xmlns:w15="http://schemas.microsoft.com/office/word/2012/wordml" xmlns:w16cid="http://schemas.microsoft.com/office/word/2016/wordml/cid" xmlns:w16se="http://schemas.microsoft.com/office/word/2015/wordml/symex" xmlns:wpg="http://schemas.microsoft.com/office/word/2010/wordprocessingGroup" xmlns:wpi="http://schemas.microsoft.com/office/word/2010/wordprocessingInk" xmlns:wne="http://schemas.microsoft.com/office/word/2006/wordml" xmlns:wps="http://schemas.microsoft.com/office/word/2010/wordprocessingShape" mc:Ignorable="w14 w15 w16se w16cid wp14">
   <w:body>
     <w:p>
-      <w:r>
-        <w:rPr>
-          <w:rFonts w:hint="eastAsia"/>
-        </w:rPr>
-        <w:t>软件文件结构如下图</w:t>
+      <w:pPr>
+        <w:pStyle w:val="2"/>
+      </w:pPr>
+      <w:r>
+        <w:rPr>
+          <w:rFonts w:hint="eastAsia"/>
+        </w:rPr>
+        <w:t>软件文件结构</w:t>
+      </w:r>
+    </w:p>
+    <w:p>
+      <w:pPr>
+        <w:rPr>
+          <w:rFonts w:hint="eastAsia"/>
+        </w:rPr>
+      </w:pPr>
+      <w:r>
+        <w:rPr>
+          <w:rFonts w:hint="eastAsia"/>
+        </w:rPr>
+        <w:t>如下图：</w:t>
       </w:r>
     </w:p>
     <w:p/>
@@ -34,7 +50,7 @@
                     </pic:cNvPicPr>
                   </pic:nvPicPr>
                   <pic:blipFill>
-                    <a:blip r:embed="rId4">
+                    <a:blip r:embed="rId5">
                       <a:extLst>
                         <a:ext uri="{28A0092B-C50C-407E-A947-70E740481C1C}">
                           <a14:useLocalDpi xmlns:a14="http://schemas.microsoft.com/office/drawing/2010/main" val="0"/>
@@ -68,6 +84,14 @@
     </w:p>
     <w:p/>
     <w:p>
+      <w:pPr>
+        <w:rPr>
+          <w:rStyle w:val="a3"/>
+          <w:i w:val="0"/>
+          <w:iCs w:val="0"/>
+          <w:color w:val="auto"/>
+        </w:rPr>
+      </w:pPr>
       <w:r>
         <w:rPr>
           <w:rFonts w:hint="eastAsia"/>
@@ -87,22 +111,83 @@
       <w:proofErr w:type="spellEnd"/>
     </w:p>
     <w:p/>
-    <w:p>
-      <w:pPr>
-        <w:rPr>
-          <w:rFonts w:hint="eastAsia"/>
-        </w:rPr>
-      </w:pPr>
+    <w:p/>
+    <w:p>
+      <w:pPr>
+        <w:rPr>
+          <w:rFonts w:hint="eastAsia"/>
+        </w:rPr>
+      </w:pPr>
+    </w:p>
+    <w:p>
+      <w:pPr>
+        <w:pStyle w:val="2"/>
+      </w:pPr>
+      <w:r>
+        <w:rPr>
+          <w:rFonts w:hint="eastAsia"/>
+        </w:rPr>
+        <w:lastRenderedPageBreak/>
+        <w:t>结构说明</w:t>
+      </w:r>
+    </w:p>
+    <w:p>
+      <w:r>
+        <w:rPr>
+          <w:rFonts w:hint="eastAsia"/>
+        </w:rPr>
+        <w:t>所有的类模块功能都在</w:t>
+      </w:r>
+      <w:proofErr w:type="spellStart"/>
+      <w:r>
+        <w:rPr>
+          <w:rFonts w:hint="eastAsia"/>
+        </w:rPr>
+        <w:t>mainwindow</w:t>
+      </w:r>
+      <w:proofErr w:type="spellEnd"/>
+      <w:r>
+        <w:rPr>
+          <w:rFonts w:hint="eastAsia"/>
+        </w:rPr>
+        <w:t>中存在一个句柄</w:t>
+      </w:r>
+      <w:r>
+        <w:rPr>
+          <w:rFonts w:hint="eastAsia"/>
+        </w:rPr>
+        <w:t>，</w:t>
+      </w:r>
+      <w:r>
+        <w:rPr>
+          <w:rFonts w:hint="eastAsia"/>
+        </w:rPr>
+        <w:t>文件名</w:t>
+      </w:r>
+      <w:r>
+        <w:rPr>
+          <w:rFonts w:hint="eastAsia"/>
+        </w:rPr>
+        <w:t>与类定义一致。</w:t>
+      </w:r>
+    </w:p>
+    <w:p>
+      <w:pPr>
+        <w:rPr>
+          <w:rFonts w:hint="eastAsia"/>
+        </w:rPr>
+      </w:pPr>
+    </w:p>
+    <w:p>
       <w:r>
         <w:rPr>
           <w:noProof/>
         </w:rPr>
-        <w:lastRenderedPageBreak/>
         <w:drawing>
-          <wp:inline distT="0" distB="0" distL="0" distR="0" wp14:anchorId="4A64850F" wp14:editId="5BD01BCA">
-            <wp:extent cx="5274310" cy="5021923"/>
-            <wp:effectExtent l="0" t="0" r="2540" b="7620"/>
-            <wp:docPr id="2" name="图片 2"/>
+          <wp:inline distT="0" distB="0" distL="0" distR="0" wp14:anchorId="54B68D40" wp14:editId="09E9020A">
+            <wp:extent cx="5274310" cy="1431720"/>
+            <wp:effectExtent l="0" t="0" r="2540" b="0"/>
+            <wp:docPr id="4" name="图片 4" descr="C:\Users\chenjianwei\Documents\WeChat Files\WEILAI1070049433\FileStorage\Temp\1736214618760.png"/>
             <wp:cNvGraphicFramePr>
               <a:graphicFrameLocks xmlns:a="http://schemas.openxmlformats.org/drawingml/2006/main" noChangeAspect="1"/>
             </wp:cNvGraphicFramePr>
@@ -110,13 +195,13 @@
               <a:graphicData uri="http://schemas.openxmlformats.org/drawingml/2006/picture">
                 <pic:pic xmlns:pic="http://schemas.openxmlformats.org/drawingml/2006/picture">
                   <pic:nvPicPr>
-                    <pic:cNvPr id="0" name="Picture 2"/>
+                    <pic:cNvPr id="0" name="Picture 2" descr="C:\Users\chenjianwei\Documents\WeChat Files\WEILAI1070049433\FileStorage\Temp\1736214618760.png"/>
                     <pic:cNvPicPr>
                       <a:picLocks noChangeAspect="1" noChangeArrowheads="1"/>
                     </pic:cNvPicPr>
                   </pic:nvPicPr>
                   <pic:blipFill>
-                    <a:blip r:embed="rId5" cstate="print">
+                    <a:blip r:embed="rId6">
                       <a:extLst>
                         <a:ext uri="{28A0092B-C50C-407E-A947-70E740481C1C}">
                           <a14:useLocalDpi xmlns:a14="http://schemas.microsoft.com/office/drawing/2010/main" val="0"/>
@@ -131,7 +216,7 @@
                   <pic:spPr bwMode="auto">
                     <a:xfrm>
                       <a:off x="0" y="0"/>
-                      <a:ext cx="5274310" cy="5021923"/>
+                      <a:ext cx="5274310" cy="1431720"/>
                     </a:xfrm>
                     <a:prstGeom prst="rect">
                       <a:avLst/>
@@ -147,8 +232,2226 @@
           </wp:inline>
         </w:drawing>
       </w:r>
+    </w:p>
+    <w:p>
+      <w:pPr>
+        <w:rPr>
+          <w:rFonts w:hint="eastAsia"/>
+        </w:rPr>
+      </w:pPr>
+    </w:p>
+    <w:p>
+      <w:r>
+        <w:rPr>
+          <w:rFonts w:hint="eastAsia"/>
+        </w:rPr>
+        <w:t>其他模块说明如下：</w:t>
+      </w:r>
+    </w:p>
+    <w:p>
+      <w:r>
+        <w:rPr>
+          <w:noProof/>
+        </w:rPr>
+        <w:drawing>
+          <wp:inline distT="0" distB="0" distL="0" distR="0" wp14:anchorId="13D924D4" wp14:editId="16A2E533">
+            <wp:extent cx="5274310" cy="1258570"/>
+            <wp:effectExtent l="0" t="0" r="2540" b="0"/>
+            <wp:docPr id="5" name="图片 5" descr="C:\Users\chenjianwei\Documents\WeChat Files\WEILAI1070049433\FileStorage\Temp\1736214646845.png"/>
+            <wp:cNvGraphicFramePr>
+              <a:graphicFrameLocks xmlns:a="http://schemas.openxmlformats.org/drawingml/2006/main" noChangeAspect="1"/>
+            </wp:cNvGraphicFramePr>
+            <a:graphic xmlns:a="http://schemas.openxmlformats.org/drawingml/2006/main">
+              <a:graphicData uri="http://schemas.openxmlformats.org/drawingml/2006/picture">
+                <pic:pic xmlns:pic="http://schemas.openxmlformats.org/drawingml/2006/picture">
+                  <pic:nvPicPr>
+                    <pic:cNvPr id="0" name="Picture 3" descr="C:\Users\chenjianwei\Documents\WeChat Files\WEILAI1070049433\FileStorage\Temp\1736214646845.png"/>
+                    <pic:cNvPicPr>
+                      <a:picLocks noChangeAspect="1" noChangeArrowheads="1"/>
+                    </pic:cNvPicPr>
+                  </pic:nvPicPr>
+                  <pic:blipFill>
+                    <a:blip r:embed="rId7">
+                      <a:extLst>
+                        <a:ext uri="{28A0092B-C50C-407E-A947-70E740481C1C}">
+                          <a14:useLocalDpi xmlns:a14="http://schemas.microsoft.com/office/drawing/2010/main" val="0"/>
+                        </a:ext>
+                      </a:extLst>
+                    </a:blip>
+                    <a:srcRect/>
+                    <a:stretch>
+                      <a:fillRect/>
+                    </a:stretch>
+                  </pic:blipFill>
+                  <pic:spPr bwMode="auto">
+                    <a:xfrm>
+                      <a:off x="0" y="0"/>
+                      <a:ext cx="5274310" cy="1258570"/>
+                    </a:xfrm>
+                    <a:prstGeom prst="rect">
+                      <a:avLst/>
+                    </a:prstGeom>
+                    <a:noFill/>
+                    <a:ln>
+                      <a:noFill/>
+                    </a:ln>
+                  </pic:spPr>
+                </pic:pic>
+              </a:graphicData>
+            </a:graphic>
+          </wp:inline>
+        </w:drawing>
+      </w:r>
+    </w:p>
+    <w:p>
+      <w:pPr>
+        <w:rPr>
+          <w:rFonts w:hint="eastAsia"/>
+        </w:rPr>
+      </w:pPr>
+    </w:p>
+    <w:p>
+      <w:r>
+        <w:rPr>
+          <w:rFonts w:hint="eastAsia"/>
+        </w:rPr>
+        <w:t>数据流：</w:t>
+      </w:r>
+    </w:p>
+    <w:p>
+      <w:pPr>
+        <w:rPr>
+          <w:rFonts w:hint="eastAsia"/>
+        </w:rPr>
+      </w:pPr>
+      <w:r>
+        <w:rPr>
+          <w:rFonts w:hint="eastAsia"/>
+        </w:rPr>
+        <w:t>主线程UI绘制图像处理过程</w:t>
+      </w:r>
+    </w:p>
+    <w:p>
+      <w:r>
+        <w:rPr>
+          <w:noProof/>
+        </w:rPr>
+        <w:drawing>
+          <wp:inline distT="0" distB="0" distL="0" distR="0" wp14:anchorId="5D0299C5" wp14:editId="73A50607">
+            <wp:extent cx="5274310" cy="3783920"/>
+            <wp:effectExtent l="0" t="0" r="2540" b="7620"/>
+            <wp:docPr id="11" name="图片 11" descr="C:\Users\chenjianwei\Documents\WeChat Files\WEILAI1070049433\FileStorage\Temp\1736219260441.png"/>
+            <wp:cNvGraphicFramePr>
+              <a:graphicFrameLocks xmlns:a="http://schemas.openxmlformats.org/drawingml/2006/main" noChangeAspect="1"/>
+            </wp:cNvGraphicFramePr>
+            <a:graphic xmlns:a="http://schemas.openxmlformats.org/drawingml/2006/main">
+              <a:graphicData uri="http://schemas.openxmlformats.org/drawingml/2006/picture">
+                <pic:pic xmlns:pic="http://schemas.openxmlformats.org/drawingml/2006/picture">
+                  <pic:nvPicPr>
+                    <pic:cNvPr id="0" name="Picture 9" descr="C:\Users\chenjianwei\Documents\WeChat Files\WEILAI1070049433\FileStorage\Temp\1736219260441.png"/>
+                    <pic:cNvPicPr>
+                      <a:picLocks noChangeAspect="1" noChangeArrowheads="1"/>
+                    </pic:cNvPicPr>
+                  </pic:nvPicPr>
+                  <pic:blipFill>
+                    <a:blip r:embed="rId8">
+                      <a:extLst>
+                        <a:ext uri="{28A0092B-C50C-407E-A947-70E740481C1C}">
+                          <a14:useLocalDpi xmlns:a14="http://schemas.microsoft.com/office/drawing/2010/main" val="0"/>
+                        </a:ext>
+                      </a:extLst>
+                    </a:blip>
+                    <a:srcRect/>
+                    <a:stretch>
+                      <a:fillRect/>
+                    </a:stretch>
+                  </pic:blipFill>
+                  <pic:spPr bwMode="auto">
+                    <a:xfrm>
+                      <a:off x="0" y="0"/>
+                      <a:ext cx="5274310" cy="3783920"/>
+                    </a:xfrm>
+                    <a:prstGeom prst="rect">
+                      <a:avLst/>
+                    </a:prstGeom>
+                    <a:noFill/>
+                    <a:ln>
+                      <a:noFill/>
+                    </a:ln>
+                  </pic:spPr>
+                </pic:pic>
+              </a:graphicData>
+            </a:graphic>
+          </wp:inline>
+        </w:drawing>
+      </w:r>
+    </w:p>
+    <w:p>
+      <w:r>
+        <w:rPr>
+          <w:rFonts w:hint="eastAsia"/>
+        </w:rPr>
+        <w:lastRenderedPageBreak/>
+        <w:t>数据处理线程过程：</w:t>
+      </w:r>
+    </w:p>
+    <w:p>
+      <w:r>
+        <w:rPr>
+          <w:noProof/>
+        </w:rPr>
+        <w:drawing>
+          <wp:inline distT="0" distB="0" distL="0" distR="0" wp14:anchorId="6BF12BF4" wp14:editId="0A0AC8D5">
+            <wp:extent cx="4859215" cy="3849705"/>
+            <wp:effectExtent l="0" t="0" r="0" b="0"/>
+            <wp:docPr id="10" name="图片 10" descr="C:\Users\chenjianwei\Documents\WeChat Files\WEILAI1070049433\FileStorage\Temp\1736219154532.png"/>
+            <wp:cNvGraphicFramePr>
+              <a:graphicFrameLocks xmlns:a="http://schemas.openxmlformats.org/drawingml/2006/main" noChangeAspect="1"/>
+            </wp:cNvGraphicFramePr>
+            <a:graphic xmlns:a="http://schemas.openxmlformats.org/drawingml/2006/main">
+              <a:graphicData uri="http://schemas.openxmlformats.org/drawingml/2006/picture">
+                <pic:pic xmlns:pic="http://schemas.openxmlformats.org/drawingml/2006/picture">
+                  <pic:nvPicPr>
+                    <pic:cNvPr id="0" name="Picture 8" descr="C:\Users\chenjianwei\Documents\WeChat Files\WEILAI1070049433\FileStorage\Temp\1736219154532.png"/>
+                    <pic:cNvPicPr>
+                      <a:picLocks noChangeAspect="1" noChangeArrowheads="1"/>
+                    </pic:cNvPicPr>
+                  </pic:nvPicPr>
+                  <pic:blipFill>
+                    <a:blip r:embed="rId9">
+                      <a:extLst>
+                        <a:ext uri="{28A0092B-C50C-407E-A947-70E740481C1C}">
+                          <a14:useLocalDpi xmlns:a14="http://schemas.microsoft.com/office/drawing/2010/main" val="0"/>
+                        </a:ext>
+                      </a:extLst>
+                    </a:blip>
+                    <a:srcRect/>
+                    <a:stretch>
+                      <a:fillRect/>
+                    </a:stretch>
+                  </pic:blipFill>
+                  <pic:spPr bwMode="auto">
+                    <a:xfrm>
+                      <a:off x="0" y="0"/>
+                      <a:ext cx="4881173" cy="3867102"/>
+                    </a:xfrm>
+                    <a:prstGeom prst="rect">
+                      <a:avLst/>
+                    </a:prstGeom>
+                    <a:noFill/>
+                    <a:ln>
+                      <a:noFill/>
+                    </a:ln>
+                  </pic:spPr>
+                </pic:pic>
+              </a:graphicData>
+            </a:graphic>
+          </wp:inline>
+        </w:drawing>
+      </w:r>
+    </w:p>
+    <w:p/>
+    <w:p>
+      <w:pPr>
+        <w:rPr>
+          <w:rFonts w:hint="eastAsia"/>
+        </w:rPr>
+      </w:pPr>
+      <w:r>
+        <w:rPr>
+          <w:rFonts w:hint="eastAsia"/>
+        </w:rPr>
+        <w:t>串口数据操作过程</w:t>
+      </w:r>
+    </w:p>
+    <w:p>
+      <w:pPr>
+        <w:rPr>
+          <w:rFonts w:hint="eastAsia"/>
+        </w:rPr>
+      </w:pPr>
+    </w:p>
+    <w:p>
+      <w:r>
+        <w:rPr>
+          <w:noProof/>
+        </w:rPr>
+        <w:drawing>
+          <wp:inline distT="0" distB="0" distL="0" distR="0" wp14:anchorId="42AA4890" wp14:editId="192D8995">
+            <wp:extent cx="6083173" cy="2221523"/>
+            <wp:effectExtent l="0" t="0" r="0" b="7620"/>
+            <wp:docPr id="7" name="图片 7" descr="C:\Users\chenjianwei\Documents\WeChat Files\WEILAI1070049433\FileStorage\Temp\1736216076466.png"/>
+            <wp:cNvGraphicFramePr>
+              <a:graphicFrameLocks xmlns:a="http://schemas.openxmlformats.org/drawingml/2006/main" noChangeAspect="1"/>
+            </wp:cNvGraphicFramePr>
+            <a:graphic xmlns:a="http://schemas.openxmlformats.org/drawingml/2006/main">
+              <a:graphicData uri="http://schemas.openxmlformats.org/drawingml/2006/picture">
+                <pic:pic xmlns:pic="http://schemas.openxmlformats.org/drawingml/2006/picture">
+                  <pic:nvPicPr>
+                    <pic:cNvPr id="0" name="Picture 5" descr="C:\Users\chenjianwei\Documents\WeChat Files\WEILAI1070049433\FileStorage\Temp\1736216076466.png"/>
+                    <pic:cNvPicPr>
+                      <a:picLocks noChangeAspect="1" noChangeArrowheads="1"/>
+                    </pic:cNvPicPr>
+                  </pic:nvPicPr>
+                  <pic:blipFill>
+                    <a:blip r:embed="rId10">
+                      <a:extLst>
+                        <a:ext uri="{28A0092B-C50C-407E-A947-70E740481C1C}">
+                          <a14:useLocalDpi xmlns:a14="http://schemas.microsoft.com/office/drawing/2010/main" val="0"/>
+                        </a:ext>
+                      </a:extLst>
+                    </a:blip>
+                    <a:srcRect/>
+                    <a:stretch>
+                      <a:fillRect/>
+                    </a:stretch>
+                  </pic:blipFill>
+                  <pic:spPr bwMode="auto">
+                    <a:xfrm>
+                      <a:off x="0" y="0"/>
+                      <a:ext cx="6143530" cy="2243565"/>
+                    </a:xfrm>
+                    <a:prstGeom prst="rect">
+                      <a:avLst/>
+                    </a:prstGeom>
+                    <a:noFill/>
+                    <a:ln>
+                      <a:noFill/>
+                    </a:ln>
+                  </pic:spPr>
+                </pic:pic>
+              </a:graphicData>
+            </a:graphic>
+          </wp:inline>
+        </w:drawing>
+      </w:r>
+    </w:p>
+    <w:p/>
+    <w:p/>
+    <w:p/>
+    <w:p/>
+    <w:p/>
+    <w:p>
+      <w:pPr>
+        <w:rPr>
+          <w:rFonts w:hint="eastAsia"/>
+        </w:rPr>
+      </w:pPr>
+    </w:p>
+    <w:p>
+      <w:pPr>
+        <w:pStyle w:val="2"/>
+      </w:pPr>
+      <w:r>
+        <w:rPr>
+          <w:rFonts w:hint="eastAsia"/>
+        </w:rPr>
+        <w:lastRenderedPageBreak/>
+        <w:t>重点模块说明</w:t>
+      </w:r>
+    </w:p>
+    <w:p/>
+    <w:p>
+      <w:r>
+        <w:rPr>
+          <w:rFonts w:hint="eastAsia"/>
+        </w:rPr>
+        <w:t>1、主界面互斥事件状态，执行单一事情时候其他动作不能同时在执行，主要为了避免</w:t>
+      </w:r>
+      <w:proofErr w:type="gramStart"/>
+      <w:r>
+        <w:rPr>
+          <w:rFonts w:hint="eastAsia"/>
+        </w:rPr>
+        <w:t>扫查过程</w:t>
+      </w:r>
+      <w:proofErr w:type="gramEnd"/>
+      <w:r>
+        <w:rPr>
+          <w:rFonts w:hint="eastAsia"/>
+        </w:rPr>
+        <w:t>中在数据处理，数据处理过程有可能进行</w:t>
+      </w:r>
+      <w:proofErr w:type="gramStart"/>
+      <w:r>
+        <w:rPr>
+          <w:rFonts w:hint="eastAsia"/>
+        </w:rPr>
+        <w:t>扫查产生</w:t>
+      </w:r>
+      <w:proofErr w:type="gramEnd"/>
+      <w:r>
+        <w:rPr>
+          <w:rFonts w:hint="eastAsia"/>
+        </w:rPr>
+        <w:t>的冲突。</w:t>
+      </w:r>
+    </w:p>
+    <w:p>
+      <w:r>
+        <w:rPr>
+          <w:noProof/>
+        </w:rPr>
+        <w:drawing>
+          <wp:inline distT="0" distB="0" distL="0" distR="0" wp14:anchorId="21ED49DD" wp14:editId="29C55CD1">
+            <wp:extent cx="3510915" cy="2033905"/>
+            <wp:effectExtent l="0" t="0" r="0" b="4445"/>
+            <wp:docPr id="6" name="图片 6" descr="C:\Users\chenjianwei\Documents\WeChat Files\WEILAI1070049433\FileStorage\Temp\1736215564196.png"/>
+            <wp:cNvGraphicFramePr>
+              <a:graphicFrameLocks xmlns:a="http://schemas.openxmlformats.org/drawingml/2006/main" noChangeAspect="1"/>
+            </wp:cNvGraphicFramePr>
+            <a:graphic xmlns:a="http://schemas.openxmlformats.org/drawingml/2006/main">
+              <a:graphicData uri="http://schemas.openxmlformats.org/drawingml/2006/picture">
+                <pic:pic xmlns:pic="http://schemas.openxmlformats.org/drawingml/2006/picture">
+                  <pic:nvPicPr>
+                    <pic:cNvPr id="0" name="Picture 4" descr="C:\Users\chenjianwei\Documents\WeChat Files\WEILAI1070049433\FileStorage\Temp\1736215564196.png"/>
+                    <pic:cNvPicPr>
+                      <a:picLocks noChangeAspect="1" noChangeArrowheads="1"/>
+                    </pic:cNvPicPr>
+                  </pic:nvPicPr>
+                  <pic:blipFill>
+                    <a:blip r:embed="rId11">
+                      <a:extLst>
+                        <a:ext uri="{28A0092B-C50C-407E-A947-70E740481C1C}">
+                          <a14:useLocalDpi xmlns:a14="http://schemas.microsoft.com/office/drawing/2010/main" val="0"/>
+                        </a:ext>
+                      </a:extLst>
+                    </a:blip>
+                    <a:srcRect/>
+                    <a:stretch>
+                      <a:fillRect/>
+                    </a:stretch>
+                  </pic:blipFill>
+                  <pic:spPr bwMode="auto">
+                    <a:xfrm>
+                      <a:off x="0" y="0"/>
+                      <a:ext cx="3510915" cy="2033905"/>
+                    </a:xfrm>
+                    <a:prstGeom prst="rect">
+                      <a:avLst/>
+                    </a:prstGeom>
+                    <a:noFill/>
+                    <a:ln>
+                      <a:noFill/>
+                    </a:ln>
+                  </pic:spPr>
+                </pic:pic>
+              </a:graphicData>
+            </a:graphic>
+          </wp:inline>
+        </w:drawing>
+      </w:r>
+    </w:p>
+    <w:p>
+      <w:r>
+        <w:t>E_ACTION_CTRL_SERIAL</w:t>
+      </w:r>
+      <w:r>
+        <w:t xml:space="preserve">   </w:t>
+      </w:r>
+      <w:r>
+        <w:t>E_ACTION_SAVEAS</w:t>
+      </w:r>
+      <w:r>
+        <w:t xml:space="preserve"> </w:t>
+      </w:r>
+      <w:r>
+        <w:rPr>
+          <w:rFonts w:hint="eastAsia"/>
+        </w:rPr>
+        <w:t>这两个状态目前没使用。</w:t>
+      </w:r>
+    </w:p>
+    <w:p>
+      <w:pPr>
+        <w:rPr>
+          <w:rFonts w:hint="eastAsia"/>
+        </w:rPr>
+      </w:pPr>
+    </w:p>
+    <w:p>
+      <w:r>
+        <w:rPr>
+          <w:rFonts w:hint="eastAsia"/>
+        </w:rPr>
+        <w:t>2、</w:t>
+      </w:r>
+      <w:proofErr w:type="spellStart"/>
+      <w:r>
+        <w:t>QXlsxExcelHelper</w:t>
+      </w:r>
+      <w:proofErr w:type="spellEnd"/>
+      <w:proofErr w:type="gramStart"/>
+      <w:r>
+        <w:rPr>
+          <w:rFonts w:hint="eastAsia"/>
+        </w:rPr>
+        <w:t>一个单例的</w:t>
+      </w:r>
+      <w:proofErr w:type="gramEnd"/>
+      <w:r>
+        <w:rPr>
+          <w:rFonts w:hint="eastAsia"/>
+        </w:rPr>
+        <w:t>类，提供</w:t>
+      </w:r>
+      <w:proofErr w:type="spellStart"/>
+      <w:r>
+        <w:rPr>
+          <w:rFonts w:hint="eastAsia"/>
+        </w:rPr>
+        <w:t>execl</w:t>
+      </w:r>
+      <w:proofErr w:type="spellEnd"/>
+      <w:r>
+        <w:rPr>
+          <w:rFonts w:hint="eastAsia"/>
+        </w:rPr>
+        <w:t>读写操作的几个接口函数，当然这个</w:t>
+      </w:r>
+      <w:proofErr w:type="spellStart"/>
+      <w:r>
+        <w:rPr>
+          <w:rFonts w:hint="eastAsia"/>
+        </w:rPr>
+        <w:t>execl</w:t>
+      </w:r>
+      <w:proofErr w:type="spellEnd"/>
+      <w:r>
+        <w:rPr>
+          <w:rFonts w:hint="eastAsia"/>
+        </w:rPr>
+        <w:t>数据表格保存操作比较耗费时间也是放在后台的独立线程操作，这个线程运行在</w:t>
+      </w:r>
+      <w:proofErr w:type="spellStart"/>
+      <w:r>
+        <w:rPr>
+          <w:rFonts w:hint="eastAsia"/>
+        </w:rPr>
+        <w:t>DataManage</w:t>
+      </w:r>
+      <w:r>
+        <w:t>r</w:t>
+      </w:r>
+      <w:proofErr w:type="spellEnd"/>
+      <w:r>
+        <w:rPr>
+          <w:rFonts w:hint="eastAsia"/>
+        </w:rPr>
+        <w:t>中</w:t>
+      </w:r>
+      <w:proofErr w:type="spellStart"/>
+      <w:r>
+        <w:t>DataManager</w:t>
+      </w:r>
+      <w:proofErr w:type="spellEnd"/>
+      <w:r>
+        <w:t>::</w:t>
+      </w:r>
+      <w:r>
+        <w:t>void run() override</w:t>
+      </w:r>
+      <w:r>
+        <w:rPr>
+          <w:rFonts w:hint="eastAsia"/>
+        </w:rPr>
+        <w:t>，</w:t>
+      </w:r>
+      <w:proofErr w:type="spellStart"/>
+      <w:r>
+        <w:t>execl</w:t>
+      </w:r>
+      <w:proofErr w:type="spellEnd"/>
+      <w:r>
+        <w:rPr>
+          <w:rFonts w:hint="eastAsia"/>
+        </w:rPr>
+        <w:t>数据保存同样也是避免数据拥塞用一个队列保存每一个待保存的</w:t>
+      </w:r>
+      <w:proofErr w:type="spellStart"/>
+      <w:r>
+        <w:rPr>
+          <w:rFonts w:hint="eastAsia"/>
+        </w:rPr>
+        <w:t>execl</w:t>
+      </w:r>
+      <w:proofErr w:type="spellEnd"/>
+      <w:r>
+        <w:rPr>
+          <w:rFonts w:hint="eastAsia"/>
+        </w:rPr>
+        <w:t>文件。</w:t>
+      </w:r>
+    </w:p>
+    <w:p>
+      <w:pPr>
+        <w:rPr>
+          <w:rFonts w:hint="eastAsia"/>
+        </w:rPr>
+      </w:pPr>
+      <w:r>
+        <w:rPr>
+          <w:noProof/>
+        </w:rPr>
+        <w:drawing>
+          <wp:inline distT="0" distB="0" distL="0" distR="0" wp14:anchorId="1B58706F" wp14:editId="2C13A09B">
+            <wp:extent cx="5274310" cy="1806809"/>
+            <wp:effectExtent l="0" t="0" r="2540" b="3175"/>
+            <wp:docPr id="13" name="图片 13" descr="C:\Users\chenjianwei\Documents\WeChat Files\WEILAI1070049433\FileStorage\Temp\1736220386508.png"/>
+            <wp:cNvGraphicFramePr>
+              <a:graphicFrameLocks xmlns:a="http://schemas.openxmlformats.org/drawingml/2006/main" noChangeAspect="1"/>
+            </wp:cNvGraphicFramePr>
+            <a:graphic xmlns:a="http://schemas.openxmlformats.org/drawingml/2006/main">
+              <a:graphicData uri="http://schemas.openxmlformats.org/drawingml/2006/picture">
+                <pic:pic xmlns:pic="http://schemas.openxmlformats.org/drawingml/2006/picture">
+                  <pic:nvPicPr>
+                    <pic:cNvPr id="0" name="Picture 11" descr="C:\Users\chenjianwei\Documents\WeChat Files\WEILAI1070049433\FileStorage\Temp\1736220386508.png"/>
+                    <pic:cNvPicPr>
+                      <a:picLocks noChangeAspect="1" noChangeArrowheads="1"/>
+                    </pic:cNvPicPr>
+                  </pic:nvPicPr>
+                  <pic:blipFill>
+                    <a:blip r:embed="rId12" cstate="print">
+                      <a:extLst>
+                        <a:ext uri="{28A0092B-C50C-407E-A947-70E740481C1C}">
+                          <a14:useLocalDpi xmlns:a14="http://schemas.microsoft.com/office/drawing/2010/main" val="0"/>
+                        </a:ext>
+                      </a:extLst>
+                    </a:blip>
+                    <a:srcRect/>
+                    <a:stretch>
+                      <a:fillRect/>
+                    </a:stretch>
+                  </pic:blipFill>
+                  <pic:spPr bwMode="auto">
+                    <a:xfrm>
+                      <a:off x="0" y="0"/>
+                      <a:ext cx="5274310" cy="1806809"/>
+                    </a:xfrm>
+                    <a:prstGeom prst="rect">
+                      <a:avLst/>
+                    </a:prstGeom>
+                    <a:noFill/>
+                    <a:ln>
+                      <a:noFill/>
+                    </a:ln>
+                  </pic:spPr>
+                </pic:pic>
+              </a:graphicData>
+            </a:graphic>
+          </wp:inline>
+        </w:drawing>
+      </w:r>
+    </w:p>
+    <w:p>
+      <w:r>
+        <w:rPr>
+          <w:rFonts w:hint="eastAsia"/>
+        </w:rPr>
+        <w:t>3、每一组从下位机读取上来的数据按照通道顺序保存在</w:t>
+      </w:r>
+      <w:proofErr w:type="spellStart"/>
+      <w:r>
+        <w:t>ChinnelMagData</w:t>
+      </w:r>
+      <w:proofErr w:type="spellEnd"/>
+      <w:r>
+        <w:rPr>
+          <w:rFonts w:hint="eastAsia"/>
+        </w:rPr>
+        <w:t>数据结构体中，当从串口读到的数据等于每次定时器绘制的长度</w:t>
+      </w:r>
+      <w:proofErr w:type="spellStart"/>
+      <w:r>
+        <w:t>draw_add_size</w:t>
+      </w:r>
+      <w:proofErr w:type="spellEnd"/>
+      <w:r>
+        <w:t>_</w:t>
+      </w:r>
+      <w:r>
+        <w:rPr>
+          <w:rFonts w:hint="eastAsia"/>
+        </w:rPr>
+        <w:t>时候则保存到队列中，绘制</w:t>
+      </w:r>
+      <w:proofErr w:type="gramStart"/>
+      <w:r>
+        <w:rPr>
+          <w:rFonts w:hint="eastAsia"/>
+        </w:rPr>
+        <w:t>实时图需要</w:t>
+      </w:r>
+      <w:proofErr w:type="gramEnd"/>
+      <w:r>
+        <w:rPr>
+          <w:rFonts w:hint="eastAsia"/>
+        </w:rPr>
+        <w:t>从队列中读取数据来绘制。当一直处在</w:t>
+      </w:r>
+      <w:proofErr w:type="gramStart"/>
+      <w:r>
+        <w:rPr>
+          <w:rFonts w:hint="eastAsia"/>
+        </w:rPr>
+        <w:t>扫查过程</w:t>
+      </w:r>
+      <w:proofErr w:type="gramEnd"/>
+      <w:r>
+        <w:rPr>
+          <w:rFonts w:hint="eastAsia"/>
+        </w:rPr>
+        <w:t>中，</w:t>
+      </w:r>
+      <w:proofErr w:type="gramStart"/>
+      <w:r>
+        <w:rPr>
+          <w:rFonts w:hint="eastAsia"/>
+        </w:rPr>
+        <w:t>扫查时间</w:t>
+      </w:r>
+      <w:proofErr w:type="gramEnd"/>
+      <w:r>
+        <w:rPr>
+          <w:rFonts w:hint="eastAsia"/>
+        </w:rPr>
+        <w:t>较长时候需要设置一个阈值</w:t>
+      </w:r>
+      <w:proofErr w:type="spellStart"/>
+      <w:r>
+        <w:t>src_max_size</w:t>
+      </w:r>
+      <w:proofErr w:type="spellEnd"/>
+      <w:r>
+        <w:t>_</w:t>
+      </w:r>
+      <w:r>
+        <w:rPr>
+          <w:rFonts w:hint="eastAsia"/>
+        </w:rPr>
+        <w:t>，当超过阈值则保存数据到</w:t>
+      </w:r>
+      <w:proofErr w:type="spellStart"/>
+      <w:r>
+        <w:rPr>
+          <w:rFonts w:hint="eastAsia"/>
+        </w:rPr>
+        <w:t>execl</w:t>
+      </w:r>
+      <w:proofErr w:type="spellEnd"/>
+      <w:r>
+        <w:rPr>
+          <w:rFonts w:hint="eastAsia"/>
+        </w:rPr>
+        <w:t>中，需要做数据分析则从</w:t>
+      </w:r>
+      <w:proofErr w:type="spellStart"/>
+      <w:r>
+        <w:rPr>
+          <w:rFonts w:hint="eastAsia"/>
+        </w:rPr>
+        <w:t>execl</w:t>
+      </w:r>
+      <w:proofErr w:type="spellEnd"/>
+      <w:r>
+        <w:rPr>
+          <w:rFonts w:hint="eastAsia"/>
+        </w:rPr>
+        <w:t>表格中通过预览读取上来进行分析。</w:t>
+      </w:r>
+    </w:p>
+    <w:p>
+      <w:r>
+        <w:rPr>
+          <w:noProof/>
+        </w:rPr>
+        <w:lastRenderedPageBreak/>
+        <w:drawing>
+          <wp:inline distT="0" distB="0" distL="0" distR="0" wp14:anchorId="36DDB1E5" wp14:editId="51B6D905">
+            <wp:extent cx="5274310" cy="3347199"/>
+            <wp:effectExtent l="0" t="0" r="2540" b="5715"/>
+            <wp:docPr id="12" name="图片 12" descr="C:\Users\chenjianwei\Documents\WeChat Files\WEILAI1070049433\FileStorage\Temp\1736220360405.png"/>
+            <wp:cNvGraphicFramePr>
+              <a:graphicFrameLocks xmlns:a="http://schemas.openxmlformats.org/drawingml/2006/main" noChangeAspect="1"/>
+            </wp:cNvGraphicFramePr>
+            <a:graphic xmlns:a="http://schemas.openxmlformats.org/drawingml/2006/main">
+              <a:graphicData uri="http://schemas.openxmlformats.org/drawingml/2006/picture">
+                <pic:pic xmlns:pic="http://schemas.openxmlformats.org/drawingml/2006/picture">
+                  <pic:nvPicPr>
+                    <pic:cNvPr id="0" name="Picture 10" descr="C:\Users\chenjianwei\Documents\WeChat Files\WEILAI1070049433\FileStorage\Temp\1736220360405.png"/>
+                    <pic:cNvPicPr>
+                      <a:picLocks noChangeAspect="1" noChangeArrowheads="1"/>
+                    </pic:cNvPicPr>
+                  </pic:nvPicPr>
+                  <pic:blipFill>
+                    <a:blip r:embed="rId13">
+                      <a:extLst>
+                        <a:ext uri="{28A0092B-C50C-407E-A947-70E740481C1C}">
+                          <a14:useLocalDpi xmlns:a14="http://schemas.microsoft.com/office/drawing/2010/main" val="0"/>
+                        </a:ext>
+                      </a:extLst>
+                    </a:blip>
+                    <a:srcRect/>
+                    <a:stretch>
+                      <a:fillRect/>
+                    </a:stretch>
+                  </pic:blipFill>
+                  <pic:spPr bwMode="auto">
+                    <a:xfrm>
+                      <a:off x="0" y="0"/>
+                      <a:ext cx="5274310" cy="3347199"/>
+                    </a:xfrm>
+                    <a:prstGeom prst="rect">
+                      <a:avLst/>
+                    </a:prstGeom>
+                    <a:noFill/>
+                    <a:ln>
+                      <a:noFill/>
+                    </a:ln>
+                  </pic:spPr>
+                </pic:pic>
+              </a:graphicData>
+            </a:graphic>
+          </wp:inline>
+        </w:drawing>
+      </w:r>
+    </w:p>
+    <w:p>
+      <w:pPr>
+        <w:rPr>
+          <w:rStyle w:val="a3"/>
+        </w:rPr>
+      </w:pPr>
+      <w:r>
+        <w:rPr>
+          <w:rStyle w:val="a3"/>
+          <w:rFonts w:hint="eastAsia"/>
+        </w:rPr>
+        <w:t>注意：</w:t>
+      </w:r>
+      <w:r>
+        <w:rPr>
+          <w:rStyle w:val="a3"/>
+        </w:rPr>
+        <w:t>当</w:t>
+      </w:r>
+      <w:proofErr w:type="gramStart"/>
+      <w:r>
+        <w:rPr>
+          <w:rStyle w:val="a3"/>
+        </w:rPr>
+        <w:t>扫查停止</w:t>
+      </w:r>
+      <w:proofErr w:type="gramEnd"/>
+      <w:r>
+        <w:rPr>
+          <w:rStyle w:val="a3"/>
+        </w:rPr>
+        <w:t>时，</w:t>
+      </w:r>
+      <w:r>
+        <w:rPr>
+          <w:rStyle w:val="a3"/>
+          <w:rFonts w:hint="eastAsia"/>
+        </w:rPr>
+        <w:t>待处理的原数据保存到</w:t>
+      </w:r>
+      <w:proofErr w:type="spellStart"/>
+      <w:r>
+        <w:rPr>
+          <w:rStyle w:val="a3"/>
+          <w:rFonts w:hint="eastAsia"/>
+        </w:rPr>
+        <w:t>Main</w:t>
+      </w:r>
+      <w:r>
+        <w:rPr>
+          <w:rStyle w:val="a3"/>
+        </w:rPr>
+        <w:t>Window</w:t>
+      </w:r>
+      <w:proofErr w:type="spellEnd"/>
+      <w:r>
+        <w:rPr>
+          <w:rStyle w:val="a3"/>
+        </w:rPr>
+        <w:t>::</w:t>
+      </w:r>
+      <w:proofErr w:type="spellStart"/>
+      <w:r>
+        <w:rPr>
+          <w:rStyle w:val="a3"/>
+        </w:rPr>
+        <w:t>list_draw_src_data</w:t>
+      </w:r>
+      <w:proofErr w:type="spellEnd"/>
+      <w:r>
+        <w:rPr>
+          <w:rStyle w:val="a3"/>
+        </w:rPr>
+        <w:t>_中，如果数据超过阈值则需要从表格中分析。</w:t>
+      </w:r>
+    </w:p>
+    <w:p>
+      <w:r>
+        <w:rPr>
+          <w:noProof/>
+        </w:rPr>
+        <w:drawing>
+          <wp:inline distT="0" distB="0" distL="0" distR="0" wp14:anchorId="1FFC72D4" wp14:editId="5EFB434C">
+            <wp:extent cx="5274310" cy="2664867"/>
+            <wp:effectExtent l="0" t="0" r="2540" b="2540"/>
+            <wp:docPr id="14" name="图片 14" descr="C:\Users\chenjianwei\Documents\WeChat Files\WEILAI1070049433\FileStorage\Temp\1736220455061.png"/>
+            <wp:cNvGraphicFramePr>
+              <a:graphicFrameLocks xmlns:a="http://schemas.openxmlformats.org/drawingml/2006/main" noChangeAspect="1"/>
+            </wp:cNvGraphicFramePr>
+            <a:graphic xmlns:a="http://schemas.openxmlformats.org/drawingml/2006/main">
+              <a:graphicData uri="http://schemas.openxmlformats.org/drawingml/2006/picture">
+                <pic:pic xmlns:pic="http://schemas.openxmlformats.org/drawingml/2006/picture">
+                  <pic:nvPicPr>
+                    <pic:cNvPr id="0" name="Picture 12" descr="C:\Users\chenjianwei\Documents\WeChat Files\WEILAI1070049433\FileStorage\Temp\1736220455061.png"/>
+                    <pic:cNvPicPr>
+                      <a:picLocks noChangeAspect="1" noChangeArrowheads="1"/>
+                    </pic:cNvPicPr>
+                  </pic:nvPicPr>
+                  <pic:blipFill>
+                    <a:blip r:embed="rId14">
+                      <a:extLst>
+                        <a:ext uri="{28A0092B-C50C-407E-A947-70E740481C1C}">
+                          <a14:useLocalDpi xmlns:a14="http://schemas.microsoft.com/office/drawing/2010/main" val="0"/>
+                        </a:ext>
+                      </a:extLst>
+                    </a:blip>
+                    <a:srcRect/>
+                    <a:stretch>
+                      <a:fillRect/>
+                    </a:stretch>
+                  </pic:blipFill>
+                  <pic:spPr bwMode="auto">
+                    <a:xfrm>
+                      <a:off x="0" y="0"/>
+                      <a:ext cx="5274310" cy="2664867"/>
+                    </a:xfrm>
+                    <a:prstGeom prst="rect">
+                      <a:avLst/>
+                    </a:prstGeom>
+                    <a:noFill/>
+                    <a:ln>
+                      <a:noFill/>
+                    </a:ln>
+                  </pic:spPr>
+                </pic:pic>
+              </a:graphicData>
+            </a:graphic>
+          </wp:inline>
+        </w:drawing>
+      </w:r>
+    </w:p>
+    <w:p>
+      <w:r>
+        <w:rPr>
+          <w:rFonts w:hint="eastAsia"/>
+        </w:rPr>
+        <w:t>4、特征区域提取</w:t>
+      </w:r>
+    </w:p>
+    <w:p>
+      <w:pPr>
+        <w:rPr>
+          <w:rFonts w:hint="eastAsia"/>
+        </w:rPr>
+      </w:pPr>
+    </w:p>
+    <w:p>
+      <w:r>
+        <w:rPr>
+          <w:noProof/>
+        </w:rPr>
+        <w:drawing>
+          <wp:inline distT="0" distB="0" distL="0" distR="0" wp14:anchorId="5A4A17FF" wp14:editId="26B671A5">
+            <wp:extent cx="5274310" cy="777025"/>
+            <wp:effectExtent l="0" t="0" r="2540" b="4445"/>
+            <wp:docPr id="15" name="图片 15" descr="C:\Users\chenjianwei\Documents\WeChat Files\WEILAI1070049433\FileStorage\Temp\1736224806453.png"/>
+            <wp:cNvGraphicFramePr>
+              <a:graphicFrameLocks xmlns:a="http://schemas.openxmlformats.org/drawingml/2006/main" noChangeAspect="1"/>
+            </wp:cNvGraphicFramePr>
+            <a:graphic xmlns:a="http://schemas.openxmlformats.org/drawingml/2006/main">
+              <a:graphicData uri="http://schemas.openxmlformats.org/drawingml/2006/picture">
+                <pic:pic xmlns:pic="http://schemas.openxmlformats.org/drawingml/2006/picture">
+                  <pic:nvPicPr>
+                    <pic:cNvPr id="0" name="Picture 13" descr="C:\Users\chenjianwei\Documents\WeChat Files\WEILAI1070049433\FileStorage\Temp\1736224806453.png"/>
+                    <pic:cNvPicPr>
+                      <a:picLocks noChangeAspect="1" noChangeArrowheads="1"/>
+                    </pic:cNvPicPr>
+                  </pic:nvPicPr>
+                  <pic:blipFill>
+                    <a:blip r:embed="rId15">
+                      <a:extLst>
+                        <a:ext uri="{28A0092B-C50C-407E-A947-70E740481C1C}">
+                          <a14:useLocalDpi xmlns:a14="http://schemas.microsoft.com/office/drawing/2010/main" val="0"/>
+                        </a:ext>
+                      </a:extLst>
+                    </a:blip>
+                    <a:srcRect/>
+                    <a:stretch>
+                      <a:fillRect/>
+                    </a:stretch>
+                  </pic:blipFill>
+                  <pic:spPr bwMode="auto">
+                    <a:xfrm>
+                      <a:off x="0" y="0"/>
+                      <a:ext cx="5274310" cy="777025"/>
+                    </a:xfrm>
+                    <a:prstGeom prst="rect">
+                      <a:avLst/>
+                    </a:prstGeom>
+                    <a:noFill/>
+                    <a:ln>
+                      <a:noFill/>
+                    </a:ln>
+                  </pic:spPr>
+                </pic:pic>
+              </a:graphicData>
+            </a:graphic>
+          </wp:inline>
+        </w:drawing>
+      </w:r>
+    </w:p>
+    <w:p>
+      <w:pPr>
+        <w:rPr>
+          <w:rFonts w:hint="eastAsia"/>
+        </w:rPr>
+      </w:pPr>
+      <w:r>
+        <w:rPr>
+          <w:noProof/>
+        </w:rPr>
+        <w:lastRenderedPageBreak/>
+        <w:drawing>
+          <wp:inline distT="0" distB="0" distL="0" distR="0" wp14:anchorId="22B3426F" wp14:editId="28204A89">
+            <wp:extent cx="4853305" cy="3141980"/>
+            <wp:effectExtent l="0" t="0" r="4445" b="1270"/>
+            <wp:docPr id="17" name="图片 17" descr="C:\Users\chenjianwei\Documents\WeChat Files\WEILAI1070049433\FileStorage\Temp\1736225080027.png"/>
+            <wp:cNvGraphicFramePr>
+              <a:graphicFrameLocks xmlns:a="http://schemas.openxmlformats.org/drawingml/2006/main" noChangeAspect="1"/>
+            </wp:cNvGraphicFramePr>
+            <a:graphic xmlns:a="http://schemas.openxmlformats.org/drawingml/2006/main">
+              <a:graphicData uri="http://schemas.openxmlformats.org/drawingml/2006/picture">
+                <pic:pic xmlns:pic="http://schemas.openxmlformats.org/drawingml/2006/picture">
+                  <pic:nvPicPr>
+                    <pic:cNvPr id="0" name="Picture 15" descr="C:\Users\chenjianwei\Documents\WeChat Files\WEILAI1070049433\FileStorage\Temp\1736225080027.png"/>
+                    <pic:cNvPicPr>
+                      <a:picLocks noChangeAspect="1" noChangeArrowheads="1"/>
+                    </pic:cNvPicPr>
+                  </pic:nvPicPr>
+                  <pic:blipFill>
+                    <a:blip r:embed="rId16">
+                      <a:extLst>
+                        <a:ext uri="{28A0092B-C50C-407E-A947-70E740481C1C}">
+                          <a14:useLocalDpi xmlns:a14="http://schemas.microsoft.com/office/drawing/2010/main" val="0"/>
+                        </a:ext>
+                      </a:extLst>
+                    </a:blip>
+                    <a:srcRect/>
+                    <a:stretch>
+                      <a:fillRect/>
+                    </a:stretch>
+                  </pic:blipFill>
+                  <pic:spPr bwMode="auto">
+                    <a:xfrm>
+                      <a:off x="0" y="0"/>
+                      <a:ext cx="4853305" cy="3141980"/>
+                    </a:xfrm>
+                    <a:prstGeom prst="rect">
+                      <a:avLst/>
+                    </a:prstGeom>
+                    <a:noFill/>
+                    <a:ln>
+                      <a:noFill/>
+                    </a:ln>
+                  </pic:spPr>
+                </pic:pic>
+              </a:graphicData>
+            </a:graphic>
+          </wp:inline>
+        </w:drawing>
+      </w:r>
+    </w:p>
+    <w:p>
+      <w:pPr>
+        <w:rPr>
+          <w:rFonts w:hint="eastAsia"/>
+        </w:rPr>
+      </w:pPr>
+      <w:r>
+        <w:rPr>
+          <w:rFonts w:hint="eastAsia"/>
+        </w:rPr>
+        <w:t>槽函数：</w:t>
+      </w:r>
+      <w:proofErr w:type="spellStart"/>
+      <w:r>
+        <w:t>on_getRectPoints</w:t>
+      </w:r>
+      <w:proofErr w:type="spellEnd"/>
+      <w:r>
+        <w:t xml:space="preserve">  </w:t>
+      </w:r>
+      <w:r>
+        <w:rPr>
+          <w:rFonts w:hint="eastAsia"/>
+        </w:rPr>
+        <w:t>信号：</w:t>
+      </w:r>
+      <w:proofErr w:type="spellStart"/>
+      <w:r>
+        <w:t>rect_Data</w:t>
+      </w:r>
+      <w:proofErr w:type="spellEnd"/>
+    </w:p>
+    <w:p>
+      <w:r>
+        <w:rPr>
+          <w:rFonts w:hint="eastAsia"/>
+        </w:rPr>
+        <w:t>标定过程需要</w:t>
+      </w:r>
+      <w:proofErr w:type="gramStart"/>
+      <w:r>
+        <w:rPr>
+          <w:rFonts w:hint="eastAsia"/>
+        </w:rPr>
+        <w:t>框选特征</w:t>
+      </w:r>
+      <w:proofErr w:type="gramEnd"/>
+      <w:r>
+        <w:rPr>
+          <w:rFonts w:hint="eastAsia"/>
+        </w:rPr>
+        <w:t>区域</w:t>
+      </w:r>
+      <w:r>
+        <w:rPr>
+          <w:rFonts w:hint="eastAsia"/>
+        </w:rPr>
+        <w:t>，</w:t>
+      </w:r>
+      <w:r>
+        <w:rPr>
+          <w:rFonts w:hint="eastAsia"/>
+        </w:rPr>
+        <w:t>数据处理</w:t>
+      </w:r>
+      <w:r>
+        <w:rPr>
+          <w:rFonts w:hint="eastAsia"/>
+        </w:rPr>
+        <w:t>过程</w:t>
+      </w:r>
+      <w:r>
+        <w:rPr>
+          <w:rFonts w:hint="eastAsia"/>
+        </w:rPr>
+        <w:t>也需要选择特征区域</w:t>
+      </w:r>
+      <w:r>
+        <w:rPr>
+          <w:rFonts w:hint="eastAsia"/>
+        </w:rPr>
+        <w:t>，</w:t>
+      </w:r>
+      <w:proofErr w:type="gramStart"/>
+      <w:r>
+        <w:rPr>
+          <w:rFonts w:hint="eastAsia"/>
+        </w:rPr>
+        <w:t>当当前</w:t>
+      </w:r>
+      <w:proofErr w:type="gramEnd"/>
+      <w:r>
+        <w:rPr>
+          <w:rFonts w:hint="eastAsia"/>
+        </w:rPr>
+        <w:t>窗口是标定窗口时候，特征区域选定的结果</w:t>
+      </w:r>
+      <w:r>
+        <w:rPr>
+          <w:rFonts w:hint="eastAsia"/>
+        </w:rPr>
+        <w:t>则用于计算特征缺陷范围内幅值，</w:t>
+      </w:r>
+      <w:proofErr w:type="gramStart"/>
+      <w:r>
+        <w:rPr>
+          <w:rFonts w:hint="eastAsia"/>
+        </w:rPr>
+        <w:t>当当前</w:t>
+      </w:r>
+      <w:proofErr w:type="gramEnd"/>
+      <w:r>
+        <w:rPr>
+          <w:rFonts w:hint="eastAsia"/>
+        </w:rPr>
+        <w:t>窗口表示数据处理则用于缺陷结果评估。</w:t>
+      </w:r>
+    </w:p>
+    <w:p>
+      <w:pPr>
+        <w:rPr>
+          <w:rFonts w:hint="eastAsia"/>
+        </w:rPr>
+      </w:pPr>
+    </w:p>
+    <w:p>
+      <w:r>
+        <w:rPr>
+          <w:rFonts w:hint="eastAsia"/>
+        </w:rPr>
+        <w:t>5、标定和结果保存</w:t>
+      </w:r>
+    </w:p>
+    <w:p>
+      <w:proofErr w:type="spellStart"/>
+      <w:r>
+        <w:t>CalibrateView</w:t>
+      </w:r>
+      <w:r>
+        <w:rPr>
+          <w:rFonts w:hint="eastAsia"/>
+        </w:rPr>
+        <w:t>.</w:t>
+      </w:r>
+      <w:r>
+        <w:t>h</w:t>
+      </w:r>
+      <w:proofErr w:type="spellEnd"/>
+    </w:p>
+    <w:p>
+      <w:r>
+        <w:rPr>
+          <w:noProof/>
+        </w:rPr>
+        <w:drawing>
+          <wp:inline distT="0" distB="0" distL="0" distR="0" wp14:anchorId="7E040316" wp14:editId="2CCB0BC4">
+            <wp:extent cx="5274310" cy="795548"/>
+            <wp:effectExtent l="0" t="0" r="2540" b="5080"/>
+            <wp:docPr id="18" name="图片 18" descr="C:\Users\chenjianwei\Documents\WeChat Files\WEILAI1070049433\FileStorage\Temp\1736226008473.png"/>
+            <wp:cNvGraphicFramePr>
+              <a:graphicFrameLocks xmlns:a="http://schemas.openxmlformats.org/drawingml/2006/main" noChangeAspect="1"/>
+            </wp:cNvGraphicFramePr>
+            <a:graphic xmlns:a="http://schemas.openxmlformats.org/drawingml/2006/main">
+              <a:graphicData uri="http://schemas.openxmlformats.org/drawingml/2006/picture">
+                <pic:pic xmlns:pic="http://schemas.openxmlformats.org/drawingml/2006/picture">
+                  <pic:nvPicPr>
+                    <pic:cNvPr id="0" name="Picture 16" descr="C:\Users\chenjianwei\Documents\WeChat Files\WEILAI1070049433\FileStorage\Temp\1736226008473.png"/>
+                    <pic:cNvPicPr>
+                      <a:picLocks noChangeAspect="1" noChangeArrowheads="1"/>
+                    </pic:cNvPicPr>
+                  </pic:nvPicPr>
+                  <pic:blipFill>
+                    <a:blip r:embed="rId17" cstate="print">
+                      <a:extLst>
+                        <a:ext uri="{28A0092B-C50C-407E-A947-70E740481C1C}">
+                          <a14:useLocalDpi xmlns:a14="http://schemas.microsoft.com/office/drawing/2010/main" val="0"/>
+                        </a:ext>
+                      </a:extLst>
+                    </a:blip>
+                    <a:srcRect/>
+                    <a:stretch>
+                      <a:fillRect/>
+                    </a:stretch>
+                  </pic:blipFill>
+                  <pic:spPr bwMode="auto">
+                    <a:xfrm>
+                      <a:off x="0" y="0"/>
+                      <a:ext cx="5274310" cy="795548"/>
+                    </a:xfrm>
+                    <a:prstGeom prst="rect">
+                      <a:avLst/>
+                    </a:prstGeom>
+                    <a:noFill/>
+                    <a:ln>
+                      <a:noFill/>
+                    </a:ln>
+                  </pic:spPr>
+                </pic:pic>
+              </a:graphicData>
+            </a:graphic>
+          </wp:inline>
+        </w:drawing>
+      </w:r>
+    </w:p>
+    <w:p>
+      <w:r>
+        <w:rPr>
+          <w:noProof/>
+        </w:rPr>
+        <w:drawing>
+          <wp:inline distT="0" distB="0" distL="0" distR="0" wp14:anchorId="515563CB" wp14:editId="5EF42AB8">
+            <wp:extent cx="5274310" cy="1156467"/>
+            <wp:effectExtent l="0" t="0" r="2540" b="5715"/>
+            <wp:docPr id="20" name="图片 20" descr="C:\Users\chenjianwei\Documents\WeChat Files\WEILAI1070049433\FileStorage\Temp\1736226257078.png"/>
+            <wp:cNvGraphicFramePr>
+              <a:graphicFrameLocks xmlns:a="http://schemas.openxmlformats.org/drawingml/2006/main" noChangeAspect="1"/>
+            </wp:cNvGraphicFramePr>
+            <a:graphic xmlns:a="http://schemas.openxmlformats.org/drawingml/2006/main">
+              <a:graphicData uri="http://schemas.openxmlformats.org/drawingml/2006/picture">
+                <pic:pic xmlns:pic="http://schemas.openxmlformats.org/drawingml/2006/picture">
+                  <pic:nvPicPr>
+                    <pic:cNvPr id="0" name="Picture 18" descr="C:\Users\chenjianwei\Documents\WeChat Files\WEILAI1070049433\FileStorage\Temp\1736226257078.png"/>
+                    <pic:cNvPicPr>
+                      <a:picLocks noChangeAspect="1" noChangeArrowheads="1"/>
+                    </pic:cNvPicPr>
+                  </pic:nvPicPr>
+                  <pic:blipFill>
+                    <a:blip r:embed="rId18">
+                      <a:extLst>
+                        <a:ext uri="{28A0092B-C50C-407E-A947-70E740481C1C}">
+                          <a14:useLocalDpi xmlns:a14="http://schemas.microsoft.com/office/drawing/2010/main" val="0"/>
+                        </a:ext>
+                      </a:extLst>
+                    </a:blip>
+                    <a:srcRect/>
+                    <a:stretch>
+                      <a:fillRect/>
+                    </a:stretch>
+                  </pic:blipFill>
+                  <pic:spPr bwMode="auto">
+                    <a:xfrm>
+                      <a:off x="0" y="0"/>
+                      <a:ext cx="5274310" cy="1156467"/>
+                    </a:xfrm>
+                    <a:prstGeom prst="rect">
+                      <a:avLst/>
+                    </a:prstGeom>
+                    <a:noFill/>
+                    <a:ln>
+                      <a:noFill/>
+                    </a:ln>
+                  </pic:spPr>
+                </pic:pic>
+              </a:graphicData>
+            </a:graphic>
+          </wp:inline>
+        </w:drawing>
+      </w:r>
+    </w:p>
+    <w:p>
+      <w:r>
+        <w:rPr>
+          <w:rFonts w:hint="eastAsia"/>
+        </w:rPr>
+        <w:t>6、参数配置</w:t>
+      </w:r>
+      <w:r>
+        <w:rPr>
+          <w:rFonts w:hint="eastAsia"/>
+        </w:rPr>
+        <w:t>及意义</w:t>
+      </w:r>
+    </w:p>
+    <w:p>
+      <w:pPr>
+        <w:rPr>
+          <w:rFonts w:hint="eastAsia"/>
+        </w:rPr>
+      </w:pPr>
+      <w:proofErr w:type="spellStart"/>
+      <w:r>
+        <w:t>DetectSettings</w:t>
+      </w:r>
+      <w:proofErr w:type="spellEnd"/>
+    </w:p>
+    <w:p>
+      <w:r>
+        <w:rPr>
+          <w:noProof/>
+        </w:rPr>
+        <w:lastRenderedPageBreak/>
+        <w:drawing>
+          <wp:inline distT="0" distB="0" distL="0" distR="0" wp14:anchorId="741395CB" wp14:editId="4751C3CE">
+            <wp:extent cx="5274310" cy="2960262"/>
+            <wp:effectExtent l="0" t="0" r="2540" b="0"/>
+            <wp:docPr id="21" name="图片 21" descr="C:\Users\chenjianwei\Documents\WeChat Files\WEILAI1070049433\FileStorage\Temp\3926803199257b731fcad52ad368be1.png"/>
+            <wp:cNvGraphicFramePr>
+              <a:graphicFrameLocks xmlns:a="http://schemas.openxmlformats.org/drawingml/2006/main" noChangeAspect="1"/>
+            </wp:cNvGraphicFramePr>
+            <a:graphic xmlns:a="http://schemas.openxmlformats.org/drawingml/2006/main">
+              <a:graphicData uri="http://schemas.openxmlformats.org/drawingml/2006/picture">
+                <pic:pic xmlns:pic="http://schemas.openxmlformats.org/drawingml/2006/picture">
+                  <pic:nvPicPr>
+                    <pic:cNvPr id="0" name="Picture 19" descr="C:\Users\chenjianwei\Documents\WeChat Files\WEILAI1070049433\FileStorage\Temp\3926803199257b731fcad52ad368be1.png"/>
+                    <pic:cNvPicPr>
+                      <a:picLocks noChangeAspect="1" noChangeArrowheads="1"/>
+                    </pic:cNvPicPr>
+                  </pic:nvPicPr>
+                  <pic:blipFill>
+                    <a:blip r:embed="rId19" cstate="print">
+                      <a:extLst>
+                        <a:ext uri="{28A0092B-C50C-407E-A947-70E740481C1C}">
+                          <a14:useLocalDpi xmlns:a14="http://schemas.microsoft.com/office/drawing/2010/main" val="0"/>
+                        </a:ext>
+                      </a:extLst>
+                    </a:blip>
+                    <a:srcRect/>
+                    <a:stretch>
+                      <a:fillRect/>
+                    </a:stretch>
+                  </pic:blipFill>
+                  <pic:spPr bwMode="auto">
+                    <a:xfrm>
+                      <a:off x="0" y="0"/>
+                      <a:ext cx="5274310" cy="2960262"/>
+                    </a:xfrm>
+                    <a:prstGeom prst="rect">
+                      <a:avLst/>
+                    </a:prstGeom>
+                    <a:noFill/>
+                    <a:ln>
+                      <a:noFill/>
+                    </a:ln>
+                  </pic:spPr>
+                </pic:pic>
+              </a:graphicData>
+            </a:graphic>
+          </wp:inline>
+        </w:drawing>
+      </w:r>
+    </w:p>
+    <w:p>
+      <w:pPr>
+        <w:rPr>
+          <w:rStyle w:val="a3"/>
+          <w:b/>
+        </w:rPr>
+      </w:pPr>
+      <w:r>
+        <w:rPr>
+          <w:rStyle w:val="a3"/>
+          <w:b/>
+        </w:rPr>
+        <w:t>需注意：</w:t>
+      </w:r>
+    </w:p>
+    <w:p>
+      <w:pPr>
+        <w:rPr>
+          <w:rStyle w:val="a3"/>
+          <w:b/>
+        </w:rPr>
+      </w:pPr>
+      <w:proofErr w:type="spellStart"/>
+      <w:r>
+        <w:rPr>
+          <w:rStyle w:val="a3"/>
+          <w:b/>
+        </w:rPr>
+        <w:t>real_time_rate</w:t>
+      </w:r>
+      <w:proofErr w:type="spellEnd"/>
+      <w:r>
+        <w:rPr>
+          <w:rStyle w:val="a3"/>
+          <w:b/>
+        </w:rPr>
+        <w:t xml:space="preserve"> 图片刷新频率 </w:t>
+      </w:r>
+      <w:proofErr w:type="spellStart"/>
+      <w:r>
+        <w:rPr>
+          <w:rStyle w:val="a3"/>
+          <w:b/>
+        </w:rPr>
+        <w:t>add_point_count</w:t>
+      </w:r>
+      <w:proofErr w:type="spellEnd"/>
+      <w:r>
+        <w:rPr>
+          <w:rStyle w:val="a3"/>
+          <w:b/>
+        </w:rPr>
+        <w:t xml:space="preserve"> 这是点数，一秒加起来要最少大于等于串口的输出频率才能显示完整数据</w:t>
+      </w:r>
+      <w:r>
+        <w:rPr>
+          <w:rStyle w:val="a3"/>
+          <w:b/>
+        </w:rPr>
+        <w:t>，</w:t>
+      </w:r>
+      <w:proofErr w:type="spellStart"/>
+      <w:r>
+        <w:rPr>
+          <w:rStyle w:val="a3"/>
+          <w:b/>
+        </w:rPr>
+        <w:t>add_point_count</w:t>
+      </w:r>
+      <w:proofErr w:type="spellEnd"/>
+      <w:r>
+        <w:rPr>
+          <w:rStyle w:val="a3"/>
+          <w:b/>
+        </w:rPr>
+        <w:t xml:space="preserve"> * </w:t>
+      </w:r>
+      <w:proofErr w:type="spellStart"/>
+      <w:r>
+        <w:rPr>
+          <w:rStyle w:val="a3"/>
+          <w:b/>
+        </w:rPr>
+        <w:t>real_time_rate</w:t>
+      </w:r>
+      <w:proofErr w:type="spellEnd"/>
+      <w:r>
+        <w:rPr>
+          <w:rStyle w:val="a3"/>
+          <w:b/>
+        </w:rPr>
+        <w:t xml:space="preserve"> </w:t>
+      </w:r>
+      <w:r>
+        <w:rPr>
+          <w:rStyle w:val="a3"/>
+          <w:rFonts w:hint="eastAsia"/>
+          <w:b/>
+        </w:rPr>
+        <w:t>&gt;</w:t>
+      </w:r>
+      <w:r>
+        <w:rPr>
+          <w:rStyle w:val="a3"/>
+          <w:b/>
+        </w:rPr>
+        <w:t>= 串口频率</w:t>
+      </w:r>
+    </w:p>
+    <w:p>
+      <w:pPr>
+        <w:pStyle w:val="2"/>
+        <w:rPr>
+          <w:iCs/>
+        </w:rPr>
+      </w:pPr>
+      <w:r>
+        <w:rPr>
+          <w:rFonts w:hint="eastAsia"/>
+          <w:iCs/>
+        </w:rPr>
+        <w:t>操作说明</w:t>
+      </w:r>
+    </w:p>
+    <w:p>
+      <w:pPr>
+        <w:pStyle w:val="a4"/>
+        <w:numPr>
+          <w:ilvl w:val="0"/>
+          <w:numId w:val="1"/>
+        </w:numPr>
+        <w:ind w:firstLineChars="0"/>
+        <w:rPr>
+          <w:rStyle w:val="a3"/>
+          <w:i w:val="0"/>
+        </w:rPr>
+      </w:pPr>
+      <w:proofErr w:type="gramStart"/>
+      <w:r>
+        <w:rPr>
+          <w:rStyle w:val="a3"/>
+          <w:i w:val="0"/>
+        </w:rPr>
+        <w:t>实时图</w:t>
+      </w:r>
+      <w:proofErr w:type="gramEnd"/>
+      <w:r>
+        <w:rPr>
+          <w:rStyle w:val="a3"/>
+          <w:rFonts w:hint="eastAsia"/>
+          <w:i w:val="0"/>
+        </w:rPr>
+        <w:t>在图片查看环节 右键</w:t>
+      </w:r>
+      <w:r>
+        <w:rPr>
+          <w:rStyle w:val="a3"/>
+          <w:i w:val="0"/>
+        </w:rPr>
+        <w:t>双击可</w:t>
+      </w:r>
+      <w:r>
+        <w:rPr>
+          <w:rStyle w:val="a3"/>
+          <w:rFonts w:hint="eastAsia"/>
+          <w:i w:val="0"/>
+        </w:rPr>
+        <w:t>实现缩小，</w:t>
+      </w:r>
+      <w:proofErr w:type="gramStart"/>
+      <w:r>
+        <w:rPr>
+          <w:rStyle w:val="a3"/>
+          <w:rFonts w:hint="eastAsia"/>
+          <w:i w:val="0"/>
+        </w:rPr>
+        <w:t>框选能</w:t>
+      </w:r>
+      <w:proofErr w:type="gramEnd"/>
+      <w:r>
+        <w:rPr>
+          <w:rStyle w:val="a3"/>
+          <w:rFonts w:hint="eastAsia"/>
+          <w:i w:val="0"/>
+        </w:rPr>
+        <w:t>放大</w:t>
+      </w:r>
+    </w:p>
+    <w:p>
+      <w:pPr>
+        <w:pStyle w:val="a4"/>
+        <w:numPr>
+          <w:ilvl w:val="0"/>
+          <w:numId w:val="1"/>
+        </w:numPr>
+        <w:ind w:firstLineChars="0"/>
+      </w:pPr>
+      <w:r>
+        <w:rPr>
+          <w:rFonts w:hint="eastAsia"/>
+        </w:rPr>
+        <w:t>标定过程需要框选特征区域，数据处理过程也需要选择特征区域，</w:t>
+      </w:r>
+      <w:r>
+        <w:rPr>
+          <w:rFonts w:hint="eastAsia"/>
+          <w:b/>
+          <w:i/>
+        </w:rPr>
+        <w:t>当</w:t>
+      </w:r>
+      <w:r>
+        <w:rPr>
+          <w:rFonts w:hint="eastAsia"/>
+          <w:b/>
+          <w:i/>
+        </w:rPr>
+        <w:t>选择</w:t>
+      </w:r>
+      <w:r>
+        <w:rPr>
+          <w:rFonts w:hint="eastAsia"/>
+          <w:b/>
+          <w:i/>
+        </w:rPr>
+        <w:t xml:space="preserve"> </w:t>
+      </w:r>
+      <w:r>
+        <w:rPr>
+          <w:rFonts w:hint="eastAsia"/>
+          <w:b/>
+          <w:i/>
+        </w:rPr>
+        <w:t>当前窗</w:t>
+      </w:r>
+      <w:r>
+        <w:rPr>
+          <w:rFonts w:hint="eastAsia"/>
+        </w:rPr>
+        <w:t>口是标定窗口时候，特征区域选定的结果则用于计算特征缺陷范围内幅值，</w:t>
+      </w:r>
+      <w:r>
+        <w:rPr>
+          <w:rFonts w:hint="eastAsia"/>
+          <w:b/>
+        </w:rPr>
+        <w:t>当</w:t>
+      </w:r>
+      <w:r>
+        <w:rPr>
+          <w:rFonts w:hint="eastAsia"/>
+          <w:b/>
+        </w:rPr>
+        <w:t>选择</w:t>
+      </w:r>
       <w:bookmarkStart w:id="0" w:name="_GoBack"/>
       <w:bookmarkEnd w:id="0"/>
+      <w:r>
+        <w:rPr>
+          <w:rFonts w:hint="eastAsia"/>
+          <w:b/>
+        </w:rPr>
+        <w:t xml:space="preserve"> </w:t>
+      </w:r>
+      <w:r>
+        <w:rPr>
+          <w:rFonts w:hint="eastAsia"/>
+          <w:b/>
+        </w:rPr>
+        <w:t>当前窗</w:t>
+      </w:r>
+      <w:r>
+        <w:rPr>
+          <w:rFonts w:hint="eastAsia"/>
+        </w:rPr>
+        <w:t>口表示数据处理则用于缺陷结果评估。</w:t>
+      </w:r>
+    </w:p>
+    <w:p>
+      <w:pPr>
+        <w:pStyle w:val="a4"/>
+        <w:ind w:left="360" w:firstLineChars="0" w:firstLine="0"/>
+        <w:rPr>
+          <w:rStyle w:val="a3"/>
+          <w:i w:val="0"/>
+        </w:rPr>
+      </w:pPr>
+    </w:p>
+    <w:p>
+      <w:pPr>
+        <w:pStyle w:val="a4"/>
+        <w:numPr>
+          <w:ilvl w:val="0"/>
+          <w:numId w:val="1"/>
+        </w:numPr>
+        <w:ind w:firstLineChars="0"/>
+        <w:rPr>
+          <w:rStyle w:val="a3"/>
+          <w:i w:val="0"/>
+        </w:rPr>
+      </w:pPr>
+      <w:r>
+        <w:rPr>
+          <w:rStyle w:val="a3"/>
+          <w:rFonts w:hint="eastAsia"/>
+          <w:i w:val="0"/>
+        </w:rPr>
+        <w:t>参数配置设置参看上图说明</w:t>
+      </w:r>
+      <w:r>
+        <w:rPr>
+          <w:rStyle w:val="a3"/>
+          <w:rFonts w:hint="eastAsia"/>
+          <w:i w:val="0"/>
+        </w:rPr>
+        <w:t>：detect</w:t>
+      </w:r>
+      <w:r>
+        <w:rPr>
+          <w:rStyle w:val="a3"/>
+          <w:i w:val="0"/>
+        </w:rPr>
+        <w:t>.ini</w:t>
+      </w:r>
+    </w:p>
+    <w:p>
+      <w:pPr>
+        <w:pStyle w:val="a4"/>
+        <w:ind w:left="360"/>
+        <w:rPr>
+          <w:rStyle w:val="a3"/>
+          <w:i w:val="0"/>
+          <w:color w:val="FF0000"/>
+        </w:rPr>
+      </w:pPr>
+      <w:r>
+        <w:rPr>
+          <w:rStyle w:val="a3"/>
+          <w:i w:val="0"/>
+          <w:color w:val="FF0000"/>
+        </w:rPr>
+        <w:t>; [settings]一栏配置参数</w:t>
+      </w:r>
+    </w:p>
+    <w:p>
+      <w:pPr>
+        <w:pStyle w:val="a4"/>
+        <w:ind w:left="360"/>
+        <w:rPr>
+          <w:rStyle w:val="a3"/>
+          <w:i w:val="0"/>
+          <w:color w:val="FF0000"/>
+        </w:rPr>
+      </w:pPr>
+      <w:r>
+        <w:rPr>
+          <w:rStyle w:val="a3"/>
+          <w:i w:val="0"/>
+          <w:color w:val="FF0000"/>
+        </w:rPr>
+        <w:t>; 1、sensitivity 表示检测灵敏度配置三个参数，存在""内，以逗号隔开</w:t>
+      </w:r>
+    </w:p>
+    <w:p>
+      <w:pPr>
+        <w:pStyle w:val="a4"/>
+        <w:ind w:left="360"/>
+        <w:rPr>
+          <w:rStyle w:val="a3"/>
+          <w:i w:val="0"/>
+          <w:color w:val="FF0000"/>
+        </w:rPr>
+      </w:pPr>
+      <w:r>
+        <w:rPr>
+          <w:rStyle w:val="a3"/>
+          <w:i w:val="0"/>
+          <w:color w:val="FF0000"/>
+        </w:rPr>
+        <w:t>; 2、</w:t>
+      </w:r>
+      <w:proofErr w:type="spellStart"/>
+      <w:r>
+        <w:rPr>
+          <w:rStyle w:val="a3"/>
+          <w:i w:val="0"/>
+          <w:color w:val="FF0000"/>
+        </w:rPr>
+        <w:t>max_points_count</w:t>
+      </w:r>
+      <w:proofErr w:type="spellEnd"/>
+      <w:r>
+        <w:rPr>
+          <w:rStyle w:val="a3"/>
+          <w:i w:val="0"/>
+          <w:color w:val="FF0000"/>
+        </w:rPr>
+        <w:t>表示一次检测扫描最大点数，当超过该点数后自动从0开始重新计数，原始采集数据默认保存在程序当前路径下data文件夹中</w:t>
+      </w:r>
+    </w:p>
+    <w:p>
+      <w:pPr>
+        <w:pStyle w:val="a4"/>
+        <w:ind w:left="360"/>
+        <w:rPr>
+          <w:rStyle w:val="a3"/>
+          <w:i w:val="0"/>
+          <w:color w:val="FF0000"/>
+        </w:rPr>
+      </w:pPr>
+      <w:r>
+        <w:rPr>
+          <w:rStyle w:val="a3"/>
+          <w:i w:val="0"/>
+          <w:color w:val="FF0000"/>
+        </w:rPr>
+        <w:t>; 每个文件以时间命名yyyy-MM-dd_hh-mm-ss_zzz_src.xlsx，带标签文件保存yyyy-MM-dd_hh-mm-ss_zzz_label.xlsx</w:t>
+      </w:r>
+    </w:p>
+    <w:p>
+      <w:pPr>
+        <w:pStyle w:val="a4"/>
+        <w:ind w:left="360"/>
+        <w:rPr>
+          <w:rStyle w:val="a3"/>
+          <w:i w:val="0"/>
+          <w:color w:val="FF0000"/>
+        </w:rPr>
+      </w:pPr>
+      <w:r>
+        <w:rPr>
+          <w:rStyle w:val="a3"/>
+          <w:i w:val="0"/>
+          <w:color w:val="FF0000"/>
+        </w:rPr>
+        <w:t>; 点数设置越大，表示一次需要检测的工件扫描点越多，计算复杂越大</w:t>
+      </w:r>
+    </w:p>
+    <w:p>
+      <w:pPr>
+        <w:pStyle w:val="a4"/>
+        <w:ind w:left="360"/>
+        <w:rPr>
+          <w:rStyle w:val="a3"/>
+          <w:i w:val="0"/>
+          <w:color w:val="FF0000"/>
+        </w:rPr>
+      </w:pPr>
+      <w:r>
+        <w:rPr>
+          <w:rStyle w:val="a3"/>
+          <w:i w:val="0"/>
+          <w:color w:val="FF0000"/>
+        </w:rPr>
+        <w:t>; 3、</w:t>
+      </w:r>
+      <w:proofErr w:type="spellStart"/>
+      <w:r>
+        <w:rPr>
+          <w:rStyle w:val="a3"/>
+          <w:i w:val="0"/>
+          <w:color w:val="FF0000"/>
+        </w:rPr>
+        <w:t>add_point_count</w:t>
+      </w:r>
+      <w:proofErr w:type="spellEnd"/>
+      <w:r>
+        <w:rPr>
+          <w:rStyle w:val="a3"/>
+          <w:i w:val="0"/>
+          <w:color w:val="FF0000"/>
+        </w:rPr>
+        <w:t xml:space="preserve"> 绘制</w:t>
+      </w:r>
+      <w:proofErr w:type="gramStart"/>
+      <w:r>
+        <w:rPr>
+          <w:rStyle w:val="a3"/>
+          <w:i w:val="0"/>
+          <w:color w:val="FF0000"/>
+        </w:rPr>
+        <w:t>实时图</w:t>
+      </w:r>
+      <w:proofErr w:type="gramEnd"/>
+      <w:r>
+        <w:rPr>
+          <w:rStyle w:val="a3"/>
+          <w:i w:val="0"/>
+          <w:color w:val="FF0000"/>
+        </w:rPr>
+        <w:t>时一次新增绘图点数，根据探头频率，和计算机GDI绘图性能来设置</w:t>
+      </w:r>
+    </w:p>
+    <w:p>
+      <w:pPr>
+        <w:pStyle w:val="a4"/>
+        <w:ind w:left="360"/>
+        <w:rPr>
+          <w:rStyle w:val="a3"/>
+          <w:i w:val="0"/>
+          <w:color w:val="FF0000"/>
+        </w:rPr>
+      </w:pPr>
+      <w:r>
+        <w:rPr>
+          <w:rStyle w:val="a3"/>
+          <w:i w:val="0"/>
+          <w:color w:val="FF0000"/>
+        </w:rPr>
+        <w:t>; 4、</w:t>
+      </w:r>
+      <w:proofErr w:type="spellStart"/>
+      <w:r>
+        <w:rPr>
+          <w:rStyle w:val="a3"/>
+          <w:i w:val="0"/>
+          <w:color w:val="FF0000"/>
+        </w:rPr>
+        <w:t>real_time_rate</w:t>
+      </w:r>
+      <w:proofErr w:type="spellEnd"/>
+      <w:proofErr w:type="gramStart"/>
+      <w:r>
+        <w:rPr>
+          <w:rStyle w:val="a3"/>
+          <w:i w:val="0"/>
+          <w:color w:val="FF0000"/>
+        </w:rPr>
+        <w:t>实时图</w:t>
+      </w:r>
+      <w:proofErr w:type="gramEnd"/>
+      <w:r>
+        <w:rPr>
+          <w:rStyle w:val="a3"/>
+          <w:i w:val="0"/>
+          <w:color w:val="FF0000"/>
+        </w:rPr>
+        <w:t xml:space="preserve">绘图频率，一般以 </w:t>
+      </w:r>
+      <w:proofErr w:type="spellStart"/>
+      <w:r>
+        <w:rPr>
+          <w:rStyle w:val="a3"/>
+          <w:i w:val="0"/>
+          <w:color w:val="FF0000"/>
+        </w:rPr>
+        <w:t>add_point_count</w:t>
+      </w:r>
+      <w:proofErr w:type="spellEnd"/>
+      <w:r>
+        <w:rPr>
+          <w:rStyle w:val="a3"/>
+          <w:i w:val="0"/>
+          <w:color w:val="FF0000"/>
+        </w:rPr>
+        <w:t>*</w:t>
+      </w:r>
+      <w:proofErr w:type="spellStart"/>
+      <w:r>
+        <w:rPr>
+          <w:rStyle w:val="a3"/>
+          <w:i w:val="0"/>
+          <w:color w:val="FF0000"/>
+        </w:rPr>
+        <w:t>real_time_rate</w:t>
+      </w:r>
+      <w:proofErr w:type="spellEnd"/>
+      <w:r>
+        <w:rPr>
+          <w:rStyle w:val="a3"/>
+          <w:i w:val="0"/>
+          <w:color w:val="FF0000"/>
+        </w:rPr>
+        <w:t xml:space="preserve"> 实际采样频率为配置原则，</w:t>
+      </w:r>
+    </w:p>
+    <w:p>
+      <w:pPr>
+        <w:pStyle w:val="a4"/>
+        <w:ind w:left="360"/>
+        <w:rPr>
+          <w:rStyle w:val="a3"/>
+          <w:i w:val="0"/>
+          <w:color w:val="FF0000"/>
+        </w:rPr>
+      </w:pPr>
+      <w:r>
+        <w:rPr>
+          <w:rStyle w:val="a3"/>
+          <w:i w:val="0"/>
+          <w:color w:val="FF0000"/>
+        </w:rPr>
+        <w:t>; 5、</w:t>
+      </w:r>
+      <w:proofErr w:type="spellStart"/>
+      <w:r>
+        <w:rPr>
+          <w:rStyle w:val="a3"/>
+          <w:i w:val="0"/>
+          <w:color w:val="FF0000"/>
+        </w:rPr>
+        <w:t>calc_coefficient</w:t>
+      </w:r>
+      <w:proofErr w:type="spellEnd"/>
+      <w:r>
+        <w:rPr>
+          <w:rStyle w:val="a3"/>
+          <w:i w:val="0"/>
+          <w:color w:val="FF0000"/>
+        </w:rPr>
+        <w:t>采样数据不是真实场值，需要乘一个固定系数进行换算，这个系数暂定为30(这个暂时还未在算法中体现使用，保存在</w:t>
+      </w:r>
+      <w:proofErr w:type="spellStart"/>
+      <w:r>
+        <w:rPr>
+          <w:rStyle w:val="a3"/>
+          <w:i w:val="0"/>
+          <w:color w:val="FF0000"/>
+        </w:rPr>
+        <w:t>DetectSettings</w:t>
+      </w:r>
+      <w:proofErr w:type="spellEnd"/>
+      <w:r>
+        <w:rPr>
+          <w:rStyle w:val="a3"/>
+          <w:i w:val="0"/>
+          <w:color w:val="FF0000"/>
+        </w:rPr>
+        <w:t>类中可读取)</w:t>
+      </w:r>
+    </w:p>
+    <w:p>
+      <w:pPr>
+        <w:pStyle w:val="a4"/>
+        <w:ind w:left="360"/>
+        <w:rPr>
+          <w:rStyle w:val="a3"/>
+          <w:i w:val="0"/>
+          <w:color w:val="FF0000"/>
+        </w:rPr>
+      </w:pPr>
+      <w:r>
+        <w:rPr>
+          <w:rStyle w:val="a3"/>
+          <w:i w:val="0"/>
+          <w:color w:val="FF0000"/>
+        </w:rPr>
+        <w:t>; 6、</w:t>
+      </w:r>
+      <w:proofErr w:type="spellStart"/>
+      <w:r>
+        <w:rPr>
+          <w:rStyle w:val="a3"/>
+          <w:i w:val="0"/>
+          <w:color w:val="FF0000"/>
+        </w:rPr>
+        <w:t>auto_save_source</w:t>
+      </w:r>
+      <w:proofErr w:type="spellEnd"/>
+      <w:r>
+        <w:rPr>
+          <w:rStyle w:val="a3"/>
+          <w:i w:val="0"/>
+          <w:color w:val="FF0000"/>
+        </w:rPr>
+        <w:t>=1设置在进行长距离</w:t>
+      </w:r>
+      <w:proofErr w:type="gramStart"/>
+      <w:r>
+        <w:rPr>
+          <w:rStyle w:val="a3"/>
+          <w:i w:val="0"/>
+          <w:color w:val="FF0000"/>
+        </w:rPr>
+        <w:t>扫查时候</w:t>
+      </w:r>
+      <w:proofErr w:type="gramEnd"/>
+      <w:r>
+        <w:rPr>
+          <w:rStyle w:val="a3"/>
+          <w:i w:val="0"/>
+          <w:color w:val="FF0000"/>
+        </w:rPr>
+        <w:t>保存采样原始数据，</w:t>
+      </w:r>
+      <w:proofErr w:type="spellStart"/>
+      <w:r>
+        <w:rPr>
+          <w:rStyle w:val="a3"/>
+          <w:i w:val="0"/>
+          <w:color w:val="FF0000"/>
+        </w:rPr>
+        <w:t>auto_save_source</w:t>
+      </w:r>
+      <w:proofErr w:type="spellEnd"/>
+      <w:r>
+        <w:rPr>
+          <w:rStyle w:val="a3"/>
+          <w:i w:val="0"/>
+          <w:color w:val="FF0000"/>
+        </w:rPr>
+        <w:t>=0</w:t>
+      </w:r>
+      <w:proofErr w:type="gramStart"/>
+      <w:r>
+        <w:rPr>
+          <w:rStyle w:val="a3"/>
+          <w:i w:val="0"/>
+          <w:color w:val="FF0000"/>
+        </w:rPr>
+        <w:t>不</w:t>
+      </w:r>
+      <w:proofErr w:type="gramEnd"/>
+      <w:r>
+        <w:rPr>
+          <w:rStyle w:val="a3"/>
+          <w:i w:val="0"/>
+          <w:color w:val="FF0000"/>
+        </w:rPr>
+        <w:t>自动保存</w:t>
+      </w:r>
+    </w:p>
+    <w:p>
+      <w:pPr>
+        <w:pStyle w:val="a4"/>
+        <w:ind w:left="360"/>
+        <w:rPr>
+          <w:rStyle w:val="a3"/>
+          <w:i w:val="0"/>
+          <w:color w:val="FF0000"/>
+        </w:rPr>
+      </w:pPr>
+      <w:r>
+        <w:rPr>
+          <w:rStyle w:val="a3"/>
+          <w:i w:val="0"/>
+          <w:color w:val="FF0000"/>
+        </w:rPr>
+        <w:t>; 7、</w:t>
+      </w:r>
+      <w:proofErr w:type="spellStart"/>
+      <w:r>
+        <w:rPr>
+          <w:rStyle w:val="a3"/>
+          <w:i w:val="0"/>
+          <w:color w:val="FF0000"/>
+        </w:rPr>
+        <w:t>save_scan_length</w:t>
+      </w:r>
+      <w:proofErr w:type="spellEnd"/>
+      <w:r>
+        <w:rPr>
+          <w:rStyle w:val="a3"/>
+          <w:i w:val="0"/>
+          <w:color w:val="FF0000"/>
+        </w:rPr>
+        <w:t>开启默认保存</w:t>
+      </w:r>
+      <w:proofErr w:type="gramStart"/>
+      <w:r>
+        <w:rPr>
+          <w:rStyle w:val="a3"/>
+          <w:i w:val="0"/>
+          <w:color w:val="FF0000"/>
+        </w:rPr>
+        <w:t>扫查最大</w:t>
+      </w:r>
+      <w:proofErr w:type="gramEnd"/>
+      <w:r>
+        <w:rPr>
+          <w:rStyle w:val="a3"/>
+          <w:i w:val="0"/>
+          <w:color w:val="FF0000"/>
+        </w:rPr>
+        <w:t>12000个点，默认保存数据</w:t>
+      </w:r>
+      <w:proofErr w:type="gramStart"/>
+      <w:r>
+        <w:rPr>
+          <w:rStyle w:val="a3"/>
+          <w:i w:val="0"/>
+          <w:color w:val="FF0000"/>
+        </w:rPr>
+        <w:t>对应扫查长度</w:t>
+      </w:r>
+      <w:proofErr w:type="gramEnd"/>
+      <w:r>
+        <w:rPr>
+          <w:rStyle w:val="a3"/>
+          <w:i w:val="0"/>
+          <w:color w:val="FF0000"/>
+        </w:rPr>
+        <w:t>mm</w:t>
+      </w:r>
+    </w:p>
+    <w:p>
+      <w:pPr>
+        <w:pStyle w:val="a4"/>
+        <w:ind w:left="360" w:firstLineChars="0" w:firstLine="0"/>
+        <w:rPr>
+          <w:rStyle w:val="a3"/>
+          <w:rFonts w:hint="eastAsia"/>
+          <w:i w:val="0"/>
+          <w:color w:val="FF0000"/>
+        </w:rPr>
+      </w:pPr>
+      <w:r>
+        <w:rPr>
+          <w:rStyle w:val="a3"/>
+          <w:i w:val="0"/>
+          <w:color w:val="FF0000"/>
+        </w:rPr>
+        <w:lastRenderedPageBreak/>
+        <w:t>; 8、</w:t>
+      </w:r>
+      <w:proofErr w:type="spellStart"/>
+      <w:r>
+        <w:rPr>
+          <w:rStyle w:val="a3"/>
+          <w:i w:val="0"/>
+          <w:color w:val="FF0000"/>
+        </w:rPr>
+        <w:t>sensitivity_perview</w:t>
+      </w:r>
+      <w:proofErr w:type="spellEnd"/>
+      <w:r>
+        <w:rPr>
+          <w:rStyle w:val="a3"/>
+          <w:i w:val="0"/>
+          <w:color w:val="FF0000"/>
+        </w:rPr>
+        <w:t>预览数据计算用的灵敏度值设置,当未设置该值时，将启用当前软件在运行过程中当前显示的灵敏度挡位的值</w:t>
+      </w:r>
     </w:p>
     <w:sectPr>
       <w:pgSz w:w="11906" w:h="16838"/>
@@ -158,6 +2461,103 @@
     </w:sectPr>
   </w:body>
 </w:document>
+</file>
+
+<file path=word/numbering.xml><?xml version="1.0" encoding="utf-8"?>
+<w:numbering xmlns:wpc="http://schemas.microsoft.com/office/word/2010/wordprocessingCanvas" xmlns:cx="http://schemas.microsoft.com/office/drawing/2014/chartex" xmlns:cx1="http://schemas.microsoft.com/office/drawing/2015/9/8/chartex" xmlns:cx2="http://schemas.microsoft.com/office/drawing/2015/10/21/chartex" xmlns:cx3="http://schemas.microsoft.com/office/drawing/2016/5/9/chartex" xmlns:cx4="http://schemas.microsoft.com/office/drawing/2016/5/10/chartex" xmlns:cx5="http://schemas.microsoft.com/office/drawing/2016/5/11/chartex" xmlns:cx6="http://schemas.microsoft.com/office/drawing/2016/5/12/chartex" xmlns:cx7="http://schemas.microsoft.com/office/drawing/2016/5/13/chartex" xmlns:cx8="http://schemas.microsoft.com/office/drawing/2016/5/14/chartex" xmlns:mc="http://schemas.openxmlformats.org/markup-compatibility/2006" xmlns:aink="http://schemas.microsoft.com/office/drawing/2016/ink" xmlns:am3d="http://schemas.microsoft.com/office/drawing/2017/model3d" xmlns:o="urn:schemas-microsoft-com:office:office" xmlns:r="http://schemas.openxmlformats.org/officeDocument/2006/relationships" xmlns:m="http://schemas.openxmlformats.org/officeDocument/2006/math" xmlns:v="urn:schemas-microsoft-com:vml" xmlns:wp14="http://schemas.microsoft.com/office/word/2010/wordprocessingDrawing" xmlns:wp="http://schemas.openxmlformats.org/drawingml/2006/wordprocessingDrawing" xmlns:w10="urn:schemas-microsoft-com:office:word" xmlns:w="http://schemas.openxmlformats.org/wordprocessingml/2006/main" xmlns:w14="http://schemas.microsoft.com/office/word/2010/wordml" xmlns:w15="http://schemas.microsoft.com/office/word/2012/wordml" xmlns:w16cid="http://schemas.microsoft.com/office/word/2016/wordml/cid" xmlns:w16se="http://schemas.microsoft.com/office/word/2015/wordml/symex" xmlns:wpg="http://schemas.microsoft.com/office/word/2010/wordprocessingGroup" xmlns:wpi="http://schemas.microsoft.com/office/word/2010/wordprocessingInk" xmlns:wne="http://schemas.microsoft.com/office/word/2006/wordml" xmlns:wps="http://schemas.microsoft.com/office/word/2010/wordprocessingShape" mc:Ignorable="w14 w15 w16se w16cid wp14">
+  <w:abstractNum w:abstractNumId="0" w15:restartNumberingAfterBreak="0">
+    <w:nsid w:val="72823B4A"/>
+    <w:multiLevelType w:val="hybridMultilevel"/>
+    <w:tmpl w:val="A61CF2CA"/>
+    <w:lvl w:ilvl="0" w:tplc="14345112">
+      <w:start w:val="1"/>
+      <w:numFmt w:val="decimal"/>
+      <w:lvlText w:val="%1、"/>
+      <w:lvlJc w:val="left"/>
+      <w:pPr>
+        <w:ind w:left="360" w:hanging="360"/>
+      </w:pPr>
+      <w:rPr>
+        <w:rFonts w:hint="default"/>
+      </w:rPr>
+    </w:lvl>
+    <w:lvl w:ilvl="1" w:tplc="04090019" w:tentative="1">
+      <w:start w:val="1"/>
+      <w:numFmt w:val="lowerLetter"/>
+      <w:lvlText w:val="%2)"/>
+      <w:lvlJc w:val="left"/>
+      <w:pPr>
+        <w:ind w:left="840" w:hanging="420"/>
+      </w:pPr>
+    </w:lvl>
+    <w:lvl w:ilvl="2" w:tplc="0409001B" w:tentative="1">
+      <w:start w:val="1"/>
+      <w:numFmt w:val="lowerRoman"/>
+      <w:lvlText w:val="%3."/>
+      <w:lvlJc w:val="right"/>
+      <w:pPr>
+        <w:ind w:left="1260" w:hanging="420"/>
+      </w:pPr>
+    </w:lvl>
+    <w:lvl w:ilvl="3" w:tplc="0409000F" w:tentative="1">
+      <w:start w:val="1"/>
+      <w:numFmt w:val="decimal"/>
+      <w:lvlText w:val="%4."/>
+      <w:lvlJc w:val="left"/>
+      <w:pPr>
+        <w:ind w:left="1680" w:hanging="420"/>
+      </w:pPr>
+    </w:lvl>
+    <w:lvl w:ilvl="4" w:tplc="04090019" w:tentative="1">
+      <w:start w:val="1"/>
+      <w:numFmt w:val="lowerLetter"/>
+      <w:lvlText w:val="%5)"/>
+      <w:lvlJc w:val="left"/>
+      <w:pPr>
+        <w:ind w:left="2100" w:hanging="420"/>
+      </w:pPr>
+    </w:lvl>
+    <w:lvl w:ilvl="5" w:tplc="0409001B" w:tentative="1">
+      <w:start w:val="1"/>
+      <w:numFmt w:val="lowerRoman"/>
+      <w:lvlText w:val="%6."/>
+      <w:lvlJc w:val="right"/>
+      <w:pPr>
+        <w:ind w:left="2520" w:hanging="420"/>
+      </w:pPr>
+    </w:lvl>
+    <w:lvl w:ilvl="6" w:tplc="0409000F" w:tentative="1">
+      <w:start w:val="1"/>
+      <w:numFmt w:val="decimal"/>
+      <w:lvlText w:val="%7."/>
+      <w:lvlJc w:val="left"/>
+      <w:pPr>
+        <w:ind w:left="2940" w:hanging="420"/>
+      </w:pPr>
+    </w:lvl>
+    <w:lvl w:ilvl="7" w:tplc="04090019" w:tentative="1">
+      <w:start w:val="1"/>
+      <w:numFmt w:val="lowerLetter"/>
+      <w:lvlText w:val="%8)"/>
+      <w:lvlJc w:val="left"/>
+      <w:pPr>
+        <w:ind w:left="3360" w:hanging="420"/>
+      </w:pPr>
+    </w:lvl>
+    <w:lvl w:ilvl="8" w:tplc="0409001B" w:tentative="1">
+      <w:start w:val="1"/>
+      <w:numFmt w:val="lowerRoman"/>
+      <w:lvlText w:val="%9."/>
+      <w:lvlJc w:val="right"/>
+      <w:pPr>
+        <w:ind w:left="3780" w:hanging="420"/>
+      </w:pPr>
+    </w:lvl>
+  </w:abstractNum>
+  <w:num w:numId="1">
+    <w:abstractNumId w:val="0"/>
+  </w:num>
+</w:numbering>
 </file>
 
 <file path=word/styles.xml><?xml version="1.0" encoding="utf-8"?>
@@ -559,6 +2959,29 @@
       <w:jc w:val="both"/>
     </w:pPr>
   </w:style>
+  <w:style w:type="paragraph" w:styleId="2">
+    <w:name w:val="heading 2"/>
+    <w:basedOn w:val="a"/>
+    <w:next w:val="a"/>
+    <w:link w:val="20"/>
+    <w:uiPriority w:val="9"/>
+    <w:unhideWhenUsed/>
+    <w:qFormat/>
+    <w:rsid w:val="004E0C0B"/>
+    <w:pPr>
+      <w:keepNext/>
+      <w:keepLines/>
+      <w:spacing w:before="260" w:after="260" w:line="416" w:lineRule="auto"/>
+      <w:outlineLvl w:val="1"/>
+    </w:pPr>
+    <w:rPr>
+      <w:rFonts w:asciiTheme="majorHAnsi" w:eastAsiaTheme="majorEastAsia" w:hAnsiTheme="majorHAnsi" w:cstheme="majorBidi"/>
+      <w:b/>
+      <w:bCs/>
+      <w:sz w:val="32"/>
+      <w:szCs w:val="32"/>
+    </w:rPr>
+  </w:style>
   <w:style w:type="character" w:default="1" w:styleId="a0">
     <w:name w:val="Default Paragraph Font"/>
     <w:uiPriority w:val="1"/>
@@ -585,6 +3008,42 @@
     <w:uiPriority w:val="99"/>
     <w:semiHidden/>
     <w:unhideWhenUsed/>
+  </w:style>
+  <w:style w:type="character" w:customStyle="1" w:styleId="20">
+    <w:name w:val="标题 2 字符"/>
+    <w:basedOn w:val="a0"/>
+    <w:link w:val="2"/>
+    <w:uiPriority w:val="9"/>
+    <w:rsid w:val="004E0C0B"/>
+    <w:rPr>
+      <w:rFonts w:asciiTheme="majorHAnsi" w:eastAsiaTheme="majorEastAsia" w:hAnsiTheme="majorHAnsi" w:cstheme="majorBidi"/>
+      <w:b/>
+      <w:bCs/>
+      <w:sz w:val="32"/>
+      <w:szCs w:val="32"/>
+    </w:rPr>
+  </w:style>
+  <w:style w:type="character" w:styleId="a3">
+    <w:name w:val="Subtle Emphasis"/>
+    <w:basedOn w:val="a0"/>
+    <w:uiPriority w:val="19"/>
+    <w:qFormat/>
+    <w:rsid w:val="001075FD"/>
+    <w:rPr>
+      <w:i/>
+      <w:iCs/>
+      <w:color w:val="404040" w:themeColor="text1" w:themeTint="BF"/>
+    </w:rPr>
+  </w:style>
+  <w:style w:type="paragraph" w:styleId="a4">
+    <w:name w:val="List Paragraph"/>
+    <w:basedOn w:val="a"/>
+    <w:uiPriority w:val="34"/>
+    <w:qFormat/>
+    <w:rsid w:val="00D77705"/>
+    <w:pPr>
+      <w:ind w:firstLineChars="200" w:firstLine="420"/>
+    </w:pPr>
   </w:style>
 </w:styles>
 </file>
